--- a/gates/design/VLMS_SDA.docx
+++ b/gates/design/VLMS_SDA.docx
@@ -711,22 +711,21 @@
     </w:p>
     <w:p>
       <w:pPr>
-        <w:spacing w:after="200" w:before="0"/>
+        <w:spacing w:after="80" w:before="0"/>
       </w:pPr>
       <w:r>
         <w:rPr>
           <w:rFonts w:ascii="Arial" w:hAnsi="Arial"/>
           <w:b w:val="0"/>
           <w:i/>
-          <w:color w:val="6B7280"/>
-          <w:sz w:val="20"/>
+          <w:sz w:val="22"/>
         </w:rPr>
         <w:t>Satisfies: ISO/IEC/IEEE 42010:2022 (architecture description); C4 model; arc42.</w:t>
       </w:r>
     </w:p>
     <w:p>
       <w:pPr>
-        <w:spacing w:after="120" w:before="0"/>
+        <w:spacing w:after="200" w:before="0"/>
       </w:pPr>
       <w:r>
         <w:rPr>
@@ -820,7 +819,7 @@
       <w:tr>
         <w:tc>
           <w:tcPr>
-            <w:tcW w:type="dxa" w:w="1400"/>
+            <w:tcW w:type="dxa" w:w="1600"/>
             <w:shd w:val="clear" w:color="auto" w:fill="374151"/>
           </w:tcPr>
           <w:p>
@@ -860,7 +859,7 @@
         </w:tc>
         <w:tc>
           <w:tcPr>
-            <w:tcW w:type="dxa" w:w="4626"/>
+            <w:tcW w:type="dxa" w:w="4426"/>
             <w:shd w:val="clear" w:color="auto" w:fill="374151"/>
           </w:tcPr>
           <w:p>
@@ -882,7 +881,7 @@
       <w:tr>
         <w:tc>
           <w:tcPr>
-            <w:tcW w:type="dxa" w:w="1400"/>
+            <w:tcW w:type="dxa" w:w="1600"/>
             <w:shd w:val="clear" w:color="auto" w:fill="F3F4F6"/>
           </w:tcPr>
           <w:p>
@@ -918,7 +917,7 @@
         </w:tc>
         <w:tc>
           <w:tcPr>
-            <w:tcW w:type="dxa" w:w="4626"/>
+            <w:tcW w:type="dxa" w:w="4426"/>
             <w:shd w:val="clear" w:color="auto" w:fill="F3F4F6"/>
           </w:tcPr>
           <w:p>
@@ -938,7 +937,7 @@
       <w:tr>
         <w:tc>
           <w:tcPr>
-            <w:tcW w:type="dxa" w:w="1400"/>
+            <w:tcW w:type="dxa" w:w="1600"/>
             <w:shd w:val="clear" w:color="auto" w:fill="FFFFFF"/>
           </w:tcPr>
           <w:p>
@@ -974,7 +973,7 @@
         </w:tc>
         <w:tc>
           <w:tcPr>
-            <w:tcW w:type="dxa" w:w="4626"/>
+            <w:tcW w:type="dxa" w:w="4426"/>
             <w:shd w:val="clear" w:color="auto" w:fill="FFFFFF"/>
           </w:tcPr>
           <w:p>
@@ -994,7 +993,7 @@
       <w:tr>
         <w:tc>
           <w:tcPr>
-            <w:tcW w:type="dxa" w:w="1400"/>
+            <w:tcW w:type="dxa" w:w="1600"/>
             <w:shd w:val="clear" w:color="auto" w:fill="F3F4F6"/>
           </w:tcPr>
           <w:p>
@@ -1030,7 +1029,7 @@
         </w:tc>
         <w:tc>
           <w:tcPr>
-            <w:tcW w:type="dxa" w:w="4626"/>
+            <w:tcW w:type="dxa" w:w="4426"/>
             <w:shd w:val="clear" w:color="auto" w:fill="F3F4F6"/>
           </w:tcPr>
           <w:p>
@@ -1050,7 +1049,7 @@
       <w:tr>
         <w:tc>
           <w:tcPr>
-            <w:tcW w:type="dxa" w:w="1400"/>
+            <w:tcW w:type="dxa" w:w="1600"/>
             <w:shd w:val="clear" w:color="auto" w:fill="FFFFFF"/>
           </w:tcPr>
           <w:p>
@@ -1086,7 +1085,7 @@
         </w:tc>
         <w:tc>
           <w:tcPr>
-            <w:tcW w:type="dxa" w:w="4626"/>
+            <w:tcW w:type="dxa" w:w="4426"/>
             <w:shd w:val="clear" w:color="auto" w:fill="FFFFFF"/>
           </w:tcPr>
           <w:p>
@@ -1106,7 +1105,7 @@
       <w:tr>
         <w:tc>
           <w:tcPr>
-            <w:tcW w:type="dxa" w:w="1400"/>
+            <w:tcW w:type="dxa" w:w="1600"/>
             <w:shd w:val="clear" w:color="auto" w:fill="F3F4F6"/>
           </w:tcPr>
           <w:p>
@@ -1142,7 +1141,7 @@
         </w:tc>
         <w:tc>
           <w:tcPr>
-            <w:tcW w:type="dxa" w:w="4626"/>
+            <w:tcW w:type="dxa" w:w="4426"/>
             <w:shd w:val="clear" w:color="auto" w:fill="F3F4F6"/>
           </w:tcPr>
           <w:p>
@@ -1162,7 +1161,7 @@
       <w:tr>
         <w:tc>
           <w:tcPr>
-            <w:tcW w:type="dxa" w:w="1400"/>
+            <w:tcW w:type="dxa" w:w="1600"/>
             <w:shd w:val="clear" w:color="auto" w:fill="FFFFFF"/>
           </w:tcPr>
           <w:p>
@@ -1198,7 +1197,7 @@
         </w:tc>
         <w:tc>
           <w:tcPr>
-            <w:tcW w:type="dxa" w:w="4626"/>
+            <w:tcW w:type="dxa" w:w="4426"/>
             <w:shd w:val="clear" w:color="auto" w:fill="FFFFFF"/>
           </w:tcPr>
           <w:p>
@@ -1562,7 +1561,8 @@
     </w:p>
     <w:p>
       <w:pPr>
-        <w:spacing w:after="160" w:before="0"/>
+        <w:spacing w:after="200" w:before="0"/>
+        <w:jc w:val="center"/>
       </w:pPr>
       <w:r>
         <w:rPr>
@@ -1655,12 +1655,13 @@
     </w:p>
     <w:p>
       <w:pPr>
-        <w:pStyle w:val="ListBullet"/>
-        <w:spacing w:after="60"/>
+        <w:spacing w:after="120" w:before="0"/>
       </w:pPr>
       <w:r>
         <w:rPr>
           <w:rFonts w:ascii="Arial" w:hAnsi="Arial"/>
+          <w:b w:val="0"/>
+          <w:i w:val="0"/>
           <w:sz w:val="22"/>
         </w:rPr>
         <w:t>Multi-tenancy: none — single-organisation system, not designed for multiple Varangians-style organisations to share one deployment.</w:t>
@@ -1763,7 +1764,7 @@
       <w:tr>
         <w:tc>
           <w:tcPr>
-            <w:tcW w:type="dxa" w:w="2200"/>
+            <w:tcW w:type="dxa" w:w="2500"/>
             <w:shd w:val="clear" w:color="auto" w:fill="374151"/>
           </w:tcPr>
           <w:p>
@@ -1783,7 +1784,7 @@
         </w:tc>
         <w:tc>
           <w:tcPr>
-            <w:tcW w:type="dxa" w:w="6826"/>
+            <w:tcW w:type="dxa" w:w="6526"/>
             <w:shd w:val="clear" w:color="auto" w:fill="374151"/>
           </w:tcPr>
           <w:p>
@@ -1805,7 +1806,7 @@
       <w:tr>
         <w:tc>
           <w:tcPr>
-            <w:tcW w:type="dxa" w:w="2200"/>
+            <w:tcW w:type="dxa" w:w="2500"/>
             <w:shd w:val="clear" w:color="auto" w:fill="F3F4F6"/>
           </w:tcPr>
           <w:p>
@@ -1823,7 +1824,7 @@
         </w:tc>
         <w:tc>
           <w:tcPr>
-            <w:tcW w:type="dxa" w:w="6826"/>
+            <w:tcW w:type="dxa" w:w="6526"/>
             <w:shd w:val="clear" w:color="auto" w:fill="F3F4F6"/>
           </w:tcPr>
           <w:p>
@@ -1843,7 +1844,7 @@
       <w:tr>
         <w:tc>
           <w:tcPr>
-            <w:tcW w:type="dxa" w:w="2200"/>
+            <w:tcW w:type="dxa" w:w="2500"/>
             <w:shd w:val="clear" w:color="auto" w:fill="FFFFFF"/>
           </w:tcPr>
           <w:p>
@@ -1861,7 +1862,7 @@
         </w:tc>
         <w:tc>
           <w:tcPr>
-            <w:tcW w:type="dxa" w:w="6826"/>
+            <w:tcW w:type="dxa" w:w="6526"/>
             <w:shd w:val="clear" w:color="auto" w:fill="FFFFFF"/>
           </w:tcPr>
           <w:p>
@@ -1881,7 +1882,7 @@
       <w:tr>
         <w:tc>
           <w:tcPr>
-            <w:tcW w:type="dxa" w:w="2200"/>
+            <w:tcW w:type="dxa" w:w="2500"/>
             <w:shd w:val="clear" w:color="auto" w:fill="F3F4F6"/>
           </w:tcPr>
           <w:p>
@@ -1899,7 +1900,7 @@
         </w:tc>
         <w:tc>
           <w:tcPr>
-            <w:tcW w:type="dxa" w:w="6826"/>
+            <w:tcW w:type="dxa" w:w="6526"/>
             <w:shd w:val="clear" w:color="auto" w:fill="F3F4F6"/>
           </w:tcPr>
           <w:p>
@@ -1919,7 +1920,7 @@
       <w:tr>
         <w:tc>
           <w:tcPr>
-            <w:tcW w:type="dxa" w:w="2200"/>
+            <w:tcW w:type="dxa" w:w="2500"/>
             <w:shd w:val="clear" w:color="auto" w:fill="FFFFFF"/>
           </w:tcPr>
           <w:p>
@@ -1937,7 +1938,7 @@
         </w:tc>
         <w:tc>
           <w:tcPr>
-            <w:tcW w:type="dxa" w:w="6826"/>
+            <w:tcW w:type="dxa" w:w="6526"/>
             <w:shd w:val="clear" w:color="auto" w:fill="FFFFFF"/>
           </w:tcPr>
           <w:p>
@@ -1957,7 +1958,7 @@
       <w:tr>
         <w:tc>
           <w:tcPr>
-            <w:tcW w:type="dxa" w:w="2200"/>
+            <w:tcW w:type="dxa" w:w="2500"/>
             <w:shd w:val="clear" w:color="auto" w:fill="F3F4F6"/>
           </w:tcPr>
           <w:p>
@@ -1975,7 +1976,7 @@
         </w:tc>
         <w:tc>
           <w:tcPr>
-            <w:tcW w:type="dxa" w:w="6826"/>
+            <w:tcW w:type="dxa" w:w="6526"/>
             <w:shd w:val="clear" w:color="auto" w:fill="F3F4F6"/>
           </w:tcPr>
           <w:p>
@@ -1995,7 +1996,7 @@
       <w:tr>
         <w:tc>
           <w:tcPr>
-            <w:tcW w:type="dxa" w:w="2200"/>
+            <w:tcW w:type="dxa" w:w="2500"/>
             <w:shd w:val="clear" w:color="auto" w:fill="FFFFFF"/>
           </w:tcPr>
           <w:p>
@@ -2013,7 +2014,7 @@
         </w:tc>
         <w:tc>
           <w:tcPr>
-            <w:tcW w:type="dxa" w:w="6826"/>
+            <w:tcW w:type="dxa" w:w="6526"/>
             <w:shd w:val="clear" w:color="auto" w:fill="FFFFFF"/>
           </w:tcPr>
           <w:p>
@@ -2033,7 +2034,7 @@
       <w:tr>
         <w:tc>
           <w:tcPr>
-            <w:tcW w:type="dxa" w:w="2200"/>
+            <w:tcW w:type="dxa" w:w="2500"/>
             <w:shd w:val="clear" w:color="auto" w:fill="F3F4F6"/>
           </w:tcPr>
           <w:p>
@@ -2051,7 +2052,7 @@
         </w:tc>
         <w:tc>
           <w:tcPr>
-            <w:tcW w:type="dxa" w:w="6826"/>
+            <w:tcW w:type="dxa" w:w="6526"/>
             <w:shd w:val="clear" w:color="auto" w:fill="F3F4F6"/>
           </w:tcPr>
           <w:p>
@@ -2142,8 +2143,7 @@
         <w:rPr>
           <w:rFonts w:ascii="Arial" w:hAnsi="Arial"/>
           <w:b w:val="0"/>
-          <w:i/>
-          <w:color w:val="A83E00"/>
+          <w:i w:val="0"/>
           <w:sz w:val="22"/>
         </w:rPr>
         <w:t>[TBC – owner: Philip] delivery-plan.md is not yet started; no phased build sequence has been agreed beyond MVP vs deferred scope (VLMS-BRD section 8).</w:t>
@@ -2176,7 +2176,7 @@
         <w:color w:val="6B7280"/>
         <w:sz w:val="16"/>
       </w:rPr>
-      <w:t>VLMS Solution Design &amp; Architecture</w:t>
+      <w:t>VLMS Solution Design &amp; Architecture (HLD)</w:t>
       <w:tab/>
     </w:r>
     <w:r>

--- a/gates/design/VLMS_SDA.docx
+++ b/gates/design/VLMS_SDA.docx
@@ -201,7 +201,7 @@
                 <w:rFonts w:ascii="Arial" w:hAnsi="Arial"/>
                 <w:sz w:val="20"/>
               </w:rPr>
-              <w:t>1.0</w:t>
+              <w:t>1.1</w:t>
             </w:r>
           </w:p>
         </w:tc>
@@ -467,7 +467,7 @@
                 <w:rFonts w:ascii="Arial" w:hAnsi="Arial"/>
                 <w:sz w:val="20"/>
               </w:rPr>
-              <w:t>design/architecture.md, adr/0001-technology-stack.md</w:t>
+              <w:t>design/architecture.md, adr/0001-0004</w:t>
             </w:r>
           </w:p>
         </w:tc>
@@ -670,6 +670,80 @@
           </w:p>
         </w:tc>
       </w:tr>
+      <w:tr>
+        <w:tc>
+          <w:tcPr>
+            <w:tcW w:type="dxa" w:w="1150"/>
+            <w:shd w:val="clear" w:color="auto" w:fill="FFFFFF"/>
+          </w:tcPr>
+          <w:p>
+            <w:pPr>
+              <w:spacing w:after="40" w:before="40"/>
+            </w:pPr>
+            <w:r>
+              <w:rPr>
+                <w:rFonts w:ascii="Arial" w:hAnsi="Arial"/>
+                <w:sz w:val="20"/>
+              </w:rPr>
+              <w:t>1.1</w:t>
+            </w:r>
+          </w:p>
+        </w:tc>
+        <w:tc>
+          <w:tcPr>
+            <w:tcW w:type="dxa" w:w="1500"/>
+            <w:shd w:val="clear" w:color="auto" w:fill="FFFFFF"/>
+          </w:tcPr>
+          <w:p>
+            <w:pPr>
+              <w:spacing w:after="40" w:before="40"/>
+            </w:pPr>
+            <w:r>
+              <w:rPr>
+                <w:rFonts w:ascii="Arial" w:hAnsi="Arial"/>
+                <w:sz w:val="20"/>
+              </w:rPr>
+              <w:t>17 July 2026</w:t>
+            </w:r>
+          </w:p>
+        </w:tc>
+        <w:tc>
+          <w:tcPr>
+            <w:tcW w:type="dxa" w:w="2700"/>
+            <w:shd w:val="clear" w:color="auto" w:fill="FFFFFF"/>
+          </w:tcPr>
+          <w:p>
+            <w:pPr>
+              <w:spacing w:after="40" w:before="40"/>
+            </w:pPr>
+            <w:r>
+              <w:rPr>
+                <w:rFonts w:ascii="Arial" w:hAnsi="Arial"/>
+                <w:sz w:val="20"/>
+              </w:rPr>
+              <w:t>Philip</w:t>
+            </w:r>
+          </w:p>
+        </w:tc>
+        <w:tc>
+          <w:tcPr>
+            <w:tcW w:type="dxa" w:w="3676"/>
+            <w:shd w:val="clear" w:color="auto" w:fill="FFFFFF"/>
+          </w:tcPr>
+          <w:p>
+            <w:pPr>
+              <w:spacing w:after="40" w:before="40"/>
+            </w:pPr>
+            <w:r>
+              <w:rPr>
+                <w:rFonts w:ascii="Arial" w:hAnsi="Arial"/>
+                <w:sz w:val="20"/>
+              </w:rPr>
+              <w:t>Re-render addressing design-gate review: cross-referenced ADR-0002, ADR-0003 and ADR-0004; resolved the previously open WebJob-vs-Functions question; confirmed no multi-tenancy in scope.</w:t>
+            </w:r>
+          </w:p>
+        </w:tc>
+      </w:tr>
     </w:tbl>
     <w:p>
       <w:pPr>
@@ -734,7 +808,7 @@
           <w:i w:val="0"/>
           <w:sz w:val="22"/>
         </w:rPr>
-        <w:t>Described per ISO/IEC/IEEE 42010:2022 from the perspective of two stakeholders/concerns: the solo developer (buildability, low ops burden) and the safeguarding/data-protection concern (who can reach what data). Decision record: VLMS-ADR (ADR-0001).</w:t>
+        <w:t>Described per ISO/IEC/IEEE 42010:2022 from the perspective of two stakeholders/concerns: the solo developer (buildability, low ops burden) and the safeguarding/data-protection concern (who can reach what data). Decision records: VLMS-ADR (ADR-0001 through ADR-0004).</w:t>
       </w:r>
     </w:p>
     <w:p>
@@ -794,7 +868,7 @@
           <w:i w:val="0"/>
           <w:sz w:val="22"/>
         </w:rPr>
-        <w:t>Full rationale in ADR-0001 (VLMS-ADR). Summary of rejected alternatives:</w:t>
+        <w:t>Full rationale in ADR-0001 through ADR-0004 (VLMS-ADR). Summary of rejected alternatives:</w:t>
       </w:r>
     </w:p>
     <w:tbl>
@@ -819,7 +893,7 @@
       <w:tr>
         <w:tc>
           <w:tcPr>
-            <w:tcW w:type="dxa" w:w="1600"/>
+            <w:tcW w:type="dxa" w:w="2000"/>
             <w:shd w:val="clear" w:color="auto" w:fill="374151"/>
           </w:tcPr>
           <w:p>
@@ -839,7 +913,7 @@
         </w:tc>
         <w:tc>
           <w:tcPr>
-            <w:tcW w:type="dxa" w:w="3000"/>
+            <w:tcW w:type="dxa" w:w="3400"/>
             <w:shd w:val="clear" w:color="auto" w:fill="374151"/>
           </w:tcPr>
           <w:p>
@@ -859,7 +933,7 @@
         </w:tc>
         <w:tc>
           <w:tcPr>
-            <w:tcW w:type="dxa" w:w="4426"/>
+            <w:tcW w:type="dxa" w:w="3626"/>
             <w:shd w:val="clear" w:color="auto" w:fill="374151"/>
           </w:tcPr>
           <w:p>
@@ -881,7 +955,7 @@
       <w:tr>
         <w:tc>
           <w:tcPr>
-            <w:tcW w:type="dxa" w:w="1600"/>
+            <w:tcW w:type="dxa" w:w="2000"/>
             <w:shd w:val="clear" w:color="auto" w:fill="F3F4F6"/>
           </w:tcPr>
           <w:p>
@@ -899,7 +973,7 @@
         </w:tc>
         <w:tc>
           <w:tcPr>
-            <w:tcW w:type="dxa" w:w="3000"/>
+            <w:tcW w:type="dxa" w:w="3400"/>
             <w:shd w:val="clear" w:color="auto" w:fill="F3F4F6"/>
           </w:tcPr>
           <w:p>
@@ -917,7 +991,7 @@
         </w:tc>
         <w:tc>
           <w:tcPr>
-            <w:tcW w:type="dxa" w:w="4426"/>
+            <w:tcW w:type="dxa" w:w="3626"/>
             <w:shd w:val="clear" w:color="auto" w:fill="F3F4F6"/>
           </w:tcPr>
           <w:p>
@@ -937,7 +1011,7 @@
       <w:tr>
         <w:tc>
           <w:tcPr>
-            <w:tcW w:type="dxa" w:w="1600"/>
+            <w:tcW w:type="dxa" w:w="2000"/>
             <w:shd w:val="clear" w:color="auto" w:fill="FFFFFF"/>
           </w:tcPr>
           <w:p>
@@ -955,7 +1029,7 @@
         </w:tc>
         <w:tc>
           <w:tcPr>
-            <w:tcW w:type="dxa" w:w="3000"/>
+            <w:tcW w:type="dxa" w:w="3400"/>
             <w:shd w:val="clear" w:color="auto" w:fill="FFFFFF"/>
           </w:tcPr>
           <w:p>
@@ -973,7 +1047,7 @@
         </w:tc>
         <w:tc>
           <w:tcPr>
-            <w:tcW w:type="dxa" w:w="4426"/>
+            <w:tcW w:type="dxa" w:w="3626"/>
             <w:shd w:val="clear" w:color="auto" w:fill="FFFFFF"/>
           </w:tcPr>
           <w:p>
@@ -993,7 +1067,7 @@
       <w:tr>
         <w:tc>
           <w:tcPr>
-            <w:tcW w:type="dxa" w:w="1600"/>
+            <w:tcW w:type="dxa" w:w="2000"/>
             <w:shd w:val="clear" w:color="auto" w:fill="F3F4F6"/>
           </w:tcPr>
           <w:p>
@@ -1011,7 +1085,7 @@
         </w:tc>
         <w:tc>
           <w:tcPr>
-            <w:tcW w:type="dxa" w:w="3000"/>
+            <w:tcW w:type="dxa" w:w="3400"/>
             <w:shd w:val="clear" w:color="auto" w:fill="F3F4F6"/>
           </w:tcPr>
           <w:p>
@@ -1029,7 +1103,7 @@
         </w:tc>
         <w:tc>
           <w:tcPr>
-            <w:tcW w:type="dxa" w:w="4426"/>
+            <w:tcW w:type="dxa" w:w="3626"/>
             <w:shd w:val="clear" w:color="auto" w:fill="F3F4F6"/>
           </w:tcPr>
           <w:p>
@@ -1049,7 +1123,7 @@
       <w:tr>
         <w:tc>
           <w:tcPr>
-            <w:tcW w:type="dxa" w:w="1600"/>
+            <w:tcW w:type="dxa" w:w="2000"/>
             <w:shd w:val="clear" w:color="auto" w:fill="FFFFFF"/>
           </w:tcPr>
           <w:p>
@@ -1067,7 +1141,7 @@
         </w:tc>
         <w:tc>
           <w:tcPr>
-            <w:tcW w:type="dxa" w:w="3000"/>
+            <w:tcW w:type="dxa" w:w="3400"/>
             <w:shd w:val="clear" w:color="auto" w:fill="FFFFFF"/>
           </w:tcPr>
           <w:p>
@@ -1085,7 +1159,7 @@
         </w:tc>
         <w:tc>
           <w:tcPr>
-            <w:tcW w:type="dxa" w:w="4426"/>
+            <w:tcW w:type="dxa" w:w="3626"/>
             <w:shd w:val="clear" w:color="auto" w:fill="FFFFFF"/>
           </w:tcPr>
           <w:p>
@@ -1105,7 +1179,7 @@
       <w:tr>
         <w:tc>
           <w:tcPr>
-            <w:tcW w:type="dxa" w:w="1600"/>
+            <w:tcW w:type="dxa" w:w="2000"/>
             <w:shd w:val="clear" w:color="auto" w:fill="F3F4F6"/>
           </w:tcPr>
           <w:p>
@@ -1123,7 +1197,7 @@
         </w:tc>
         <w:tc>
           <w:tcPr>
-            <w:tcW w:type="dxa" w:w="3000"/>
+            <w:tcW w:type="dxa" w:w="3400"/>
             <w:shd w:val="clear" w:color="auto" w:fill="F3F4F6"/>
           </w:tcPr>
           <w:p>
@@ -1141,7 +1215,7 @@
         </w:tc>
         <w:tc>
           <w:tcPr>
-            <w:tcW w:type="dxa" w:w="4426"/>
+            <w:tcW w:type="dxa" w:w="3626"/>
             <w:shd w:val="clear" w:color="auto" w:fill="F3F4F6"/>
           </w:tcPr>
           <w:p>
@@ -1161,7 +1235,7 @@
       <w:tr>
         <w:tc>
           <w:tcPr>
-            <w:tcW w:type="dxa" w:w="1600"/>
+            <w:tcW w:type="dxa" w:w="2000"/>
             <w:shd w:val="clear" w:color="auto" w:fill="FFFFFF"/>
           </w:tcPr>
           <w:p>
@@ -1179,7 +1253,7 @@
         </w:tc>
         <w:tc>
           <w:tcPr>
-            <w:tcW w:type="dxa" w:w="3000"/>
+            <w:tcW w:type="dxa" w:w="3400"/>
             <w:shd w:val="clear" w:color="auto" w:fill="FFFFFF"/>
           </w:tcPr>
           <w:p>
@@ -1197,7 +1271,7 @@
         </w:tc>
         <w:tc>
           <w:tcPr>
-            <w:tcW w:type="dxa" w:w="4426"/>
+            <w:tcW w:type="dxa" w:w="3626"/>
             <w:shd w:val="clear" w:color="auto" w:fill="FFFFFF"/>
           </w:tcPr>
           <w:p>
@@ -1210,6 +1284,230 @@
                 <w:sz w:val="20"/>
               </w:rPr>
               <w:t>QuestPDF chosen for its free Community licence at this scale and native C# fluent API.</w:t>
+            </w:r>
+          </w:p>
+        </w:tc>
+      </w:tr>
+      <w:tr>
+        <w:tc>
+          <w:tcPr>
+            <w:tcW w:type="dxa" w:w="2000"/>
+            <w:shd w:val="clear" w:color="auto" w:fill="F3F4F6"/>
+          </w:tcPr>
+          <w:p>
+            <w:pPr>
+              <w:spacing w:after="40" w:before="40"/>
+            </w:pPr>
+            <w:r>
+              <w:rPr>
+                <w:rFonts w:ascii="Arial" w:hAnsi="Arial"/>
+                <w:sz w:val="20"/>
+              </w:rPr>
+              <w:t>Role modelling (ADR-0002)</w:t>
+            </w:r>
+          </w:p>
+        </w:tc>
+        <w:tc>
+          <w:tcPr>
+            <w:tcW w:type="dxa" w:w="3400"/>
+            <w:shd w:val="clear" w:color="auto" w:fill="F3F4F6"/>
+          </w:tcPr>
+          <w:p>
+            <w:pPr>
+              <w:spacing w:after="40" w:before="40"/>
+            </w:pPr>
+            <w:r>
+              <w:rPr>
+                <w:rFonts w:ascii="Arial" w:hAnsi="Arial"/>
+                <w:sz w:val="20"/>
+              </w:rPr>
+              <w:t>Native Entra External ID groups</w:t>
+            </w:r>
+          </w:p>
+        </w:tc>
+        <w:tc>
+          <w:tcPr>
+            <w:tcW w:type="dxa" w:w="3626"/>
+            <w:shd w:val="clear" w:color="auto" w:fill="F3F4F6"/>
+          </w:tcPr>
+          <w:p>
+            <w:pPr>
+              <w:spacing w:after="40" w:before="40"/>
+            </w:pPr>
+            <w:r>
+              <w:rPr>
+                <w:rFonts w:ascii="Arial" w:hAnsi="Arial"/>
+                <w:sz w:val="20"/>
+              </w:rPr>
+              <w:t>Cannot express resource-scoped access (a Parent of a specific Student); resource-scope checks must live in the application regardless.</w:t>
+            </w:r>
+          </w:p>
+        </w:tc>
+      </w:tr>
+      <w:tr>
+        <w:tc>
+          <w:tcPr>
+            <w:tcW w:type="dxa" w:w="2000"/>
+            <w:shd w:val="clear" w:color="auto" w:fill="FFFFFF"/>
+          </w:tcPr>
+          <w:p>
+            <w:pPr>
+              <w:spacing w:after="40" w:before="40"/>
+            </w:pPr>
+            <w:r>
+              <w:rPr>
+                <w:rFonts w:ascii="Arial" w:hAnsi="Arial"/>
+                <w:sz w:val="20"/>
+              </w:rPr>
+              <w:t>Scheduled jobs (ADR-0003)</w:t>
+            </w:r>
+          </w:p>
+        </w:tc>
+        <w:tc>
+          <w:tcPr>
+            <w:tcW w:type="dxa" w:w="3400"/>
+            <w:shd w:val="clear" w:color="auto" w:fill="FFFFFF"/>
+          </w:tcPr>
+          <w:p>
+            <w:pPr>
+              <w:spacing w:after="40" w:before="40"/>
+            </w:pPr>
+            <w:r>
+              <w:rPr>
+                <w:rFonts w:ascii="Arial" w:hAnsi="Arial"/>
+                <w:sz w:val="20"/>
+              </w:rPr>
+              <w:t>Azure Functions Timer trigger, separate Function App</w:t>
+            </w:r>
+          </w:p>
+        </w:tc>
+        <w:tc>
+          <w:tcPr>
+            <w:tcW w:type="dxa" w:w="3626"/>
+            <w:shd w:val="clear" w:color="auto" w:fill="FFFFFF"/>
+          </w:tcPr>
+          <w:p>
+            <w:pPr>
+              <w:spacing w:after="40" w:before="40"/>
+            </w:pPr>
+            <w:r>
+              <w:rPr>
+                <w:rFonts w:ascii="Arial" w:hAnsi="Arial"/>
+                <w:sz w:val="20"/>
+              </w:rPr>
+              <w:t>Adds a second Azure resource to provision, monitor and pay for, for one daily job with no independent scaling need.</w:t>
+            </w:r>
+          </w:p>
+        </w:tc>
+      </w:tr>
+      <w:tr>
+        <w:tc>
+          <w:tcPr>
+            <w:tcW w:type="dxa" w:w="2000"/>
+            <w:shd w:val="clear" w:color="auto" w:fill="F3F4F6"/>
+          </w:tcPr>
+          <w:p>
+            <w:pPr>
+              <w:spacing w:after="40" w:before="40"/>
+            </w:pPr>
+            <w:r>
+              <w:rPr>
+                <w:rFonts w:ascii="Arial" w:hAnsi="Arial"/>
+                <w:sz w:val="20"/>
+              </w:rPr>
+              <w:t>Sensitive-data access control (ADR-0004)</w:t>
+            </w:r>
+          </w:p>
+        </w:tc>
+        <w:tc>
+          <w:tcPr>
+            <w:tcW w:type="dxa" w:w="3400"/>
+            <w:shd w:val="clear" w:color="auto" w:fill="F3F4F6"/>
+          </w:tcPr>
+          <w:p>
+            <w:pPr>
+              <w:spacing w:after="40" w:before="40"/>
+            </w:pPr>
+            <w:r>
+              <w:rPr>
+                <w:rFonts w:ascii="Arial" w:hAnsi="Arial"/>
+                <w:sz w:val="20"/>
+              </w:rPr>
+              <w:t>Per-call data-access-layer policy checks</w:t>
+            </w:r>
+          </w:p>
+        </w:tc>
+        <w:tc>
+          <w:tcPr>
+            <w:tcW w:type="dxa" w:w="3626"/>
+            <w:shd w:val="clear" w:color="auto" w:fill="F3F4F6"/>
+          </w:tcPr>
+          <w:p>
+            <w:pPr>
+              <w:spacing w:after="40" w:before="40"/>
+            </w:pPr>
+            <w:r>
+              <w:rPr>
+                <w:rFonts w:ascii="Arial" w:hAnsi="Arial"/>
+                <w:sz w:val="20"/>
+              </w:rPr>
+              <w:t>Relies on every future query author remembering to apply it — not structural.</w:t>
+            </w:r>
+          </w:p>
+        </w:tc>
+      </w:tr>
+      <w:tr>
+        <w:tc>
+          <w:tcPr>
+            <w:tcW w:type="dxa" w:w="2000"/>
+            <w:shd w:val="clear" w:color="auto" w:fill="FFFFFF"/>
+          </w:tcPr>
+          <w:p>
+            <w:pPr>
+              <w:spacing w:after="40" w:before="40"/>
+            </w:pPr>
+            <w:r>
+              <w:rPr>
+                <w:rFonts w:ascii="Arial" w:hAnsi="Arial"/>
+                <w:sz w:val="20"/>
+              </w:rPr>
+              <w:t>Sensitive-data access control (ADR-0004)</w:t>
+            </w:r>
+          </w:p>
+        </w:tc>
+        <w:tc>
+          <w:tcPr>
+            <w:tcW w:type="dxa" w:w="3400"/>
+            <w:shd w:val="clear" w:color="auto" w:fill="FFFFFF"/>
+          </w:tcPr>
+          <w:p>
+            <w:pPr>
+              <w:spacing w:after="40" w:before="40"/>
+            </w:pPr>
+            <w:r>
+              <w:rPr>
+                <w:rFonts w:ascii="Arial" w:hAnsi="Arial"/>
+                <w:sz w:val="20"/>
+              </w:rPr>
+              <w:t>Database-level column encryption (Always Encrypted)</w:t>
+            </w:r>
+          </w:p>
+        </w:tc>
+        <w:tc>
+          <w:tcPr>
+            <w:tcW w:type="dxa" w:w="3626"/>
+            <w:shd w:val="clear" w:color="auto" w:fill="FFFFFF"/>
+          </w:tcPr>
+          <w:p>
+            <w:pPr>
+              <w:spacing w:after="40" w:before="40"/>
+            </w:pPr>
+            <w:r>
+              <w:rPr>
+                <w:rFonts w:ascii="Arial" w:hAnsi="Arial"/>
+                <w:sz w:val="20"/>
+              </w:rPr>
+              <w:t>Adds operational complexity (key management, limited queryability) disproportionate to solo/tens-of-users scale.</w:t>
             </w:r>
           </w:p>
         </w:tc>
@@ -1296,7 +1594,7 @@
                 <w:sz w:val="17"/>
                 <w:rFonts w:ascii="Consolas" w:hAnsi="Consolas"/>
               </w:rPr>
-              <w:t xml:space="preserve">  Teacher   -------&gt;|  - Lesson browsing &amp; completion marking    |</w:t>
+              <w:t xml:space="preserve">  Teacher   -------&gt;|  - Lesson browsing &amp; completion marking     |</w:t>
             </w:r>
           </w:p>
           <w:p>
@@ -1310,7 +1608,7 @@
                 <w:sz w:val="17"/>
                 <w:rFonts w:ascii="Consolas" w:hAnsi="Consolas"/>
               </w:rPr>
-              <w:t xml:space="preserve">  Approver  -------&gt;|  - Content proposal / approval queue       |&lt;--- Microsoft Entra External ID</w:t>
+              <w:t xml:space="preserve">  Approver  -------&gt;|  - Content proposal / approval queue        |&lt;--- Microsoft Entra External ID</w:t>
             </w:r>
           </w:p>
           <w:p>
@@ -1324,7 +1622,7 @@
                 <w:sz w:val="17"/>
                 <w:rFonts w:ascii="Consolas" w:hAnsi="Consolas"/>
               </w:rPr>
-              <w:t xml:space="preserve">  Parent    -------&gt;|  - Progress dashboards, consent forms      |      (sign-in, MFA, self-service)</w:t>
+              <w:t xml:space="preserve">  Parent    -------&gt;|  - Progress dashboards, consent forms       |      (sign-in, MFA, self-service)</w:t>
             </w:r>
           </w:p>
           <w:p>
@@ -1338,7 +1636,7 @@
                 <w:sz w:val="17"/>
                 <w:rFonts w:ascii="Consolas" w:hAnsi="Consolas"/>
               </w:rPr>
-              <w:t xml:space="preserve">  Student   -------&gt;|  - Reporting                               |</w:t>
+              <w:t xml:space="preserve">  Student   -------&gt;|  - Reporting                                |</w:t>
             </w:r>
           </w:p>
           <w:p>
@@ -1352,7 +1650,7 @@
                 <w:sz w:val="17"/>
                 <w:rFonts w:ascii="Consolas" w:hAnsi="Consolas"/>
               </w:rPr>
-              <w:t xml:space="preserve">  Safeg. Officer---&gt;|  - Safeguarding/consent/DBS management     |</w:t>
+              <w:t xml:space="preserve">  Safeg. Officer---&gt;|  - Safeguarding/consent/DBS management      |</w:t>
             </w:r>
           </w:p>
           <w:p>
@@ -1366,7 +1664,7 @@
                 <w:sz w:val="17"/>
                 <w:rFonts w:ascii="Consolas" w:hAnsi="Consolas"/>
               </w:rPr>
-              <w:t xml:space="preserve">  Admin     -------&gt;|                                            |</w:t>
+              <w:t xml:space="preserve">  Admin     -------&gt;|                                             |</w:t>
             </w:r>
           </w:p>
           <w:p>
@@ -1380,7 +1678,7 @@
                 <w:sz w:val="17"/>
                 <w:rFonts w:ascii="Consolas" w:hAnsi="Consolas"/>
               </w:rPr>
-              <w:t xml:space="preserve">                    +----------------+-------------+-------------+</w:t>
+              <w:t xml:space="preserve">                    +----------------+-------------+--------------+</w:t>
             </w:r>
           </w:p>
           <w:p>
@@ -1394,7 +1692,7 @@
                 <w:sz w:val="17"/>
                 <w:rFonts w:ascii="Consolas" w:hAnsi="Consolas"/>
               </w:rPr>
-              <w:t xml:space="preserve">                                     |             |</w:t>
+              <w:t xml:space="preserve">                                     |              |</w:t>
             </w:r>
           </w:p>
           <w:p>
@@ -1408,7 +1706,7 @@
                 <w:sz w:val="17"/>
                 <w:rFonts w:ascii="Consolas" w:hAnsi="Consolas"/>
               </w:rPr>
-              <w:t xml:space="preserve">                          +----------v---+  +-------v--------+</w:t>
+              <w:t xml:space="preserve">                          +----------v---+   +------v---------+</w:t>
             </w:r>
           </w:p>
           <w:p>
@@ -1422,7 +1720,7 @@
                 <w:sz w:val="17"/>
                 <w:rFonts w:ascii="Consolas" w:hAnsi="Consolas"/>
               </w:rPr>
-              <w:t xml:space="preserve">                          | Azure SQL DB |  | Azure Blob      |</w:t>
+              <w:t xml:space="preserve">                          | Azure SQL DB |   | Azure Blob      |</w:t>
             </w:r>
           </w:p>
           <w:p>
@@ -1436,7 +1734,7 @@
                 <w:sz w:val="17"/>
                 <w:rFonts w:ascii="Consolas" w:hAnsi="Consolas"/>
               </w:rPr>
-              <w:t xml:space="preserve">                          | (EF Core)    |  | Storage         |</w:t>
+              <w:t xml:space="preserve">                          | (EF Core)    |   | Storage         |</w:t>
             </w:r>
           </w:p>
           <w:p>
@@ -1450,7 +1748,7 @@
                 <w:sz w:val="17"/>
                 <w:rFonts w:ascii="Consolas" w:hAnsi="Consolas"/>
               </w:rPr>
-              <w:t xml:space="preserve">                          +--------------+  | (lesson assets, |</w:t>
+              <w:t xml:space="preserve">                          +--------------+   | (lesson assets, |</w:t>
             </w:r>
           </w:p>
           <w:p>
@@ -1464,7 +1762,7 @@
                 <w:sz w:val="17"/>
                 <w:rFonts w:ascii="Consolas" w:hAnsi="Consolas"/>
               </w:rPr>
-              <w:t xml:space="preserve">                                             | certificate PDFs)|</w:t>
+              <w:t xml:space="preserve">                                              | certificate PDFs)|</w:t>
             </w:r>
           </w:p>
           <w:p>
@@ -1478,7 +1776,7 @@
                 <w:sz w:val="17"/>
                 <w:rFonts w:ascii="Consolas" w:hAnsi="Consolas"/>
               </w:rPr>
-              <w:t xml:space="preserve">                                             +--------+--------+</w:t>
+              <w:t xml:space="preserve">                                              +--------+--------+</w:t>
             </w:r>
           </w:p>
           <w:p>
@@ -1492,7 +1790,7 @@
                 <w:sz w:val="17"/>
                 <w:rFonts w:ascii="Consolas" w:hAnsi="Consolas"/>
               </w:rPr>
-              <w:t xml:space="preserve">                                                      |</w:t>
+              <w:t xml:space="preserve">                                                        |</w:t>
             </w:r>
           </w:p>
           <w:p>
@@ -1506,7 +1804,7 @@
                 <w:sz w:val="17"/>
                 <w:rFonts w:ascii="Consolas" w:hAnsi="Consolas"/>
               </w:rPr>
-              <w:t xml:space="preserve">                                            +---------v---------+</w:t>
+              <w:t xml:space="preserve">                                              +---------v---------+</w:t>
             </w:r>
           </w:p>
           <w:p>
@@ -1520,7 +1818,7 @@
                 <w:sz w:val="17"/>
                 <w:rFonts w:ascii="Consolas" w:hAnsi="Consolas"/>
               </w:rPr>
-              <w:t xml:space="preserve">                                            | Azure Communication |</w:t>
+              <w:t xml:space="preserve">                                              | Azure Communication |</w:t>
             </w:r>
           </w:p>
           <w:p>
@@ -1534,7 +1832,7 @@
                 <w:sz w:val="17"/>
                 <w:rFonts w:ascii="Consolas" w:hAnsi="Consolas"/>
               </w:rPr>
-              <w:t xml:space="preserve">                                            | Services (Email)    |</w:t>
+              <w:t xml:space="preserve">                                              | Services (Email)    |</w:t>
             </w:r>
           </w:p>
           <w:p>
@@ -1548,7 +1846,7 @@
                 <w:sz w:val="17"/>
                 <w:rFonts w:ascii="Consolas" w:hAnsi="Consolas"/>
               </w:rPr>
-              <w:t xml:space="preserve">                                            +---------------------+</w:t>
+              <w:t xml:space="preserve">                                              +---------------------+</w:t>
             </w:r>
           </w:p>
         </w:tc>
@@ -1561,8 +1859,7 @@
     </w:p>
     <w:p>
       <w:pPr>
-        <w:spacing w:after="200" w:before="0"/>
-        <w:jc w:val="center"/>
+        <w:spacing w:after="160" w:before="0"/>
       </w:pPr>
       <w:r>
         <w:rPr>
@@ -1585,7 +1882,7 @@
           <w:rFonts w:ascii="Arial" w:hAnsi="Arial"/>
           <w:sz w:val="22"/>
         </w:rPr>
-        <w:t>Web app (Blazor Web App, .NET, Azure App Service) — the only user-facing container. Server-side rendering by default, interactive render mode where needed. Owns authorization (role checks) on top of Entra External ID authentication.</w:t>
+        <w:t>Web app (Blazor Web App, .NET, hosted on Azure App Service) — the only user-facing container. Server-side rendering by default; interactive render mode where needed. Owns authorization (role checks) on top of Entra External ID authentication.</w:t>
       </w:r>
     </w:p>
     <w:p>
@@ -1598,7 +1895,7 @@
           <w:rFonts w:ascii="Arial" w:hAnsi="Arial"/>
           <w:sz w:val="22"/>
         </w:rPr>
-        <w:t>Database (Azure SQL Database) — system of record for all domain data (VLMS-LLD). Accessed only via EF Core from the web app; no other component talks to it directly.</w:t>
+        <w:t>Database (Azure SQL Database) — system of record for all domain data. Accessed only via EF Core from the web app; no other component talks to it directly.</w:t>
       </w:r>
     </w:p>
     <w:p>
@@ -1611,7 +1908,7 @@
           <w:rFonts w:ascii="Arial" w:hAnsi="Arial"/>
           <w:sz w:val="22"/>
         </w:rPr>
-        <w:t>Blob storage (Azure Blob Storage) — lesson content assets and generated certificate PDFs. Referenced by URL/blob key from SQL rows; access brokered through the web app, no public anonymous containers, given safeguarding data proximity.</w:t>
+        <w:t>Blob storage (Azure Blob Storage) — lesson content assets and generated certificate PDFs. Referenced by URL/blob key from SQL rows; no public anonymous containers, given safeguarding data proximity.</w:t>
       </w:r>
     </w:p>
     <w:p>
@@ -1624,7 +1921,7 @@
           <w:rFonts w:ascii="Arial" w:hAnsi="Arial"/>
           <w:sz w:val="22"/>
         </w:rPr>
-        <w:t>Background/scheduled work — consent/DBS expiry monitoring and re-engagement checks run as a scheduled job: decided as an Azure App Service WebJob, co-located with the web app (no separate Azure resource), matching the solo-maintainer preference for fewest moving parts (raid.md R-002).</w:t>
+        <w:t>Background/scheduled work — decided: Azure App Service WebJob, co-located with the web app (ADR-0003) — previously an open question between a WebJob and a separate Azure Functions Timer trigger.</w:t>
       </w:r>
     </w:p>
     <w:p>
@@ -1637,7 +1934,7 @@
           <w:rFonts w:ascii="Arial" w:hAnsi="Arial"/>
           <w:sz w:val="22"/>
         </w:rPr>
-        <w:t>Email (Azure Communication Services Email) — outbound-only; called synchronously or via a lightweight queue. No inbound email handling in scope.</w:t>
+        <w:t>Email (Azure Communication Services Email) — outbound-only; no inbound email handling in scope.</w:t>
       </w:r>
     </w:p>
     <w:p>
@@ -1650,21 +1947,7 @@
           <w:rFonts w:ascii="Arial" w:hAnsi="Arial"/>
           <w:sz w:val="22"/>
         </w:rPr>
-        <w:t>Identity (Microsoft Entra External ID) — external tenant; the web app registers as a relying application (OIDC). User roles are modelled as application-level claims/roles, not native Entra External ID groups, given the small scale and domain-specific rules (e.g. a Parent's role is scoped to specific Student records).</w:t>
-      </w:r>
-    </w:p>
-    <w:p>
-      <w:pPr>
-        <w:spacing w:after="120" w:before="0"/>
-      </w:pPr>
-      <w:r>
-        <w:rPr>
-          <w:rFonts w:ascii="Arial" w:hAnsi="Arial"/>
-          <w:b w:val="0"/>
-          <w:i w:val="0"/>
-          <w:sz w:val="22"/>
-        </w:rPr>
-        <w:t>Multi-tenancy: none — single-organisation system, not designed for multiple Varangians-style organisations to share one deployment.</w:t>
+        <w:t>Identity (Microsoft Entra External ID) — external tenant; the web app registers as a relying application (OIDC). User roles are modelled as application-level claims, not native Entra External ID groups (ADR-0002).</w:t>
       </w:r>
     </w:p>
     <w:p>
@@ -1694,7 +1977,7 @@
           <w:i w:val="0"/>
           <w:sz w:val="22"/>
         </w:rPr>
-        <w:t>None with existing systems (integration.md — standalone application). Outbound-only transactional email via Azure Communication Services Email.</w:t>
+        <w:t>None — standalone system (integration.md). Outbound-only email via Azure Communication Services Email.</w:t>
       </w:r>
     </w:p>
     <w:p>
@@ -1724,7 +2007,7 @@
           <w:i w:val="0"/>
           <w:sz w:val="22"/>
         </w:rPr>
-        <w:t>All domain writes/reads flow through the web app to Azure SQL Database via EF Core; lesson assets and certificate PDFs are written to/read from Blob Storage, referenced by blob key from SQL rows; the scheduled WebJob reads expiry/at-risk state from SQL and triggers outbound email via Azure Communication Services. See VLMS-LLD for the detailed processing logic of each flow.</w:t>
+        <w:t>Teacher/Approver/Parent/Student/Safeguarding Officer/Admin -&gt; Blazor Web App -&gt; EF Core -&gt; Azure SQL Database (system of record). Lesson assets and certificate PDFs -&gt; Blob Storage, referenced by blob key from SQL rows. Outbound notifications -&gt; Azure Communication Services Email. The scheduled ConsentExpiryJob (WebJob) reads/writes SQL and triggers notifications.</w:t>
       </w:r>
     </w:p>
     <w:p>
@@ -1740,353 +2023,59 @@
           <w:color w:val="111827"/>
           <w:sz w:val="32"/>
         </w:rPr>
-        <w:t>6. Technology choices with rationale</w:t>
+        <w:t>6. Technology choices with rationale (cross-reference ADRs)</w:t>
       </w:r>
-    </w:p>
-    <w:tbl>
-      <w:tblPr>
-        <w:tblW w:type="auto" w:w="0"/>
-        <w:jc w:val="center"/>
-        <w:tblLook w:firstColumn="1" w:firstRow="1" w:lastColumn="0" w:lastRow="0" w:noHBand="0" w:noVBand="1" w:val="04A0"/>
-        <w:tblBorders>
-          <w:top w:val="single" w:sz="4" w:color="C7D7D9"/>
-          <w:left w:val="single" w:sz="4" w:color="C7D7D9"/>
-          <w:bottom w:val="single" w:sz="4" w:color="C7D7D9"/>
-          <w:right w:val="single" w:sz="4" w:color="C7D7D9"/>
-          <w:insideH w:val="single" w:sz="4" w:color="C7D7D9"/>
-          <w:insideV w:val="single" w:sz="4" w:color="C7D7D9"/>
-        </w:tblBorders>
-      </w:tblPr>
-      <w:tblGrid>
-        <w:gridCol w:w="4513"/>
-        <w:gridCol w:w="4513"/>
-      </w:tblGrid>
-      <w:tr>
-        <w:tc>
-          <w:tcPr>
-            <w:tcW w:type="dxa" w:w="2500"/>
-            <w:shd w:val="clear" w:color="auto" w:fill="374151"/>
-          </w:tcPr>
-          <w:p>
-            <w:pPr>
-              <w:spacing w:after="40" w:before="40"/>
-            </w:pPr>
-            <w:r>
-              <w:rPr>
-                <w:rFonts w:ascii="Arial" w:hAnsi="Arial"/>
-                <w:b/>
-                <w:color w:val="FFFFFF"/>
-                <w:sz w:val="20"/>
-              </w:rPr>
-              <w:t>Concern</w:t>
-            </w:r>
-          </w:p>
-        </w:tc>
-        <w:tc>
-          <w:tcPr>
-            <w:tcW w:type="dxa" w:w="6526"/>
-            <w:shd w:val="clear" w:color="auto" w:fill="374151"/>
-          </w:tcPr>
-          <w:p>
-            <w:pPr>
-              <w:spacing w:after="40" w:before="40"/>
-            </w:pPr>
-            <w:r>
-              <w:rPr>
-                <w:rFonts w:ascii="Arial" w:hAnsi="Arial"/>
-                <w:b/>
-                <w:color w:val="FFFFFF"/>
-                <w:sz w:val="20"/>
-              </w:rPr>
-              <w:t>Choice</w:t>
-            </w:r>
-          </w:p>
-        </w:tc>
-      </w:tr>
-      <w:tr>
-        <w:tc>
-          <w:tcPr>
-            <w:tcW w:type="dxa" w:w="2500"/>
-            <w:shd w:val="clear" w:color="auto" w:fill="F3F4F6"/>
-          </w:tcPr>
-          <w:p>
-            <w:pPr>
-              <w:spacing w:after="40" w:before="40"/>
-            </w:pPr>
-            <w:r>
-              <w:rPr>
-                <w:rFonts w:ascii="Arial" w:hAnsi="Arial"/>
-                <w:sz w:val="20"/>
-              </w:rPr>
-              <w:t>Client</w:t>
-            </w:r>
-          </w:p>
-        </w:tc>
-        <w:tc>
-          <w:tcPr>
-            <w:tcW w:type="dxa" w:w="6526"/>
-            <w:shd w:val="clear" w:color="auto" w:fill="F3F4F6"/>
-          </w:tcPr>
-          <w:p>
-            <w:pPr>
-              <w:spacing w:after="40" w:before="40"/>
-            </w:pPr>
-            <w:r>
-              <w:rPr>
-                <w:rFonts w:ascii="Arial" w:hAnsi="Arial"/>
-                <w:sz w:val="20"/>
-              </w:rPr>
-              <w:t>Blazor Web App (.NET), responsive, PWA-installable</w:t>
-            </w:r>
-          </w:p>
-        </w:tc>
-      </w:tr>
-      <w:tr>
-        <w:tc>
-          <w:tcPr>
-            <w:tcW w:type="dxa" w:w="2500"/>
-            <w:shd w:val="clear" w:color="auto" w:fill="FFFFFF"/>
-          </w:tcPr>
-          <w:p>
-            <w:pPr>
-              <w:spacing w:after="40" w:before="40"/>
-            </w:pPr>
-            <w:r>
-              <w:rPr>
-                <w:rFonts w:ascii="Arial" w:hAnsi="Arial"/>
-                <w:sz w:val="20"/>
-              </w:rPr>
-              <w:t>Hosting</w:t>
-            </w:r>
-          </w:p>
-        </w:tc>
-        <w:tc>
-          <w:tcPr>
-            <w:tcW w:type="dxa" w:w="6526"/>
-            <w:shd w:val="clear" w:color="auto" w:fill="FFFFFF"/>
-          </w:tcPr>
-          <w:p>
-            <w:pPr>
-              <w:spacing w:after="40" w:before="40"/>
-            </w:pPr>
-            <w:r>
-              <w:rPr>
-                <w:rFonts w:ascii="Arial" w:hAnsi="Arial"/>
-                <w:sz w:val="20"/>
-              </w:rPr>
-              <w:t>Azure App Service (Linux), Basic (B1) tier initially</w:t>
-            </w:r>
-          </w:p>
-        </w:tc>
-      </w:tr>
-      <w:tr>
-        <w:tc>
-          <w:tcPr>
-            <w:tcW w:type="dxa" w:w="2500"/>
-            <w:shd w:val="clear" w:color="auto" w:fill="F3F4F6"/>
-          </w:tcPr>
-          <w:p>
-            <w:pPr>
-              <w:spacing w:after="40" w:before="40"/>
-            </w:pPr>
-            <w:r>
-              <w:rPr>
-                <w:rFonts w:ascii="Arial" w:hAnsi="Arial"/>
-                <w:sz w:val="20"/>
-              </w:rPr>
-              <w:t>Database</w:t>
-            </w:r>
-          </w:p>
-        </w:tc>
-        <w:tc>
-          <w:tcPr>
-            <w:tcW w:type="dxa" w:w="6526"/>
-            <w:shd w:val="clear" w:color="auto" w:fill="F3F4F6"/>
-          </w:tcPr>
-          <w:p>
-            <w:pPr>
-              <w:spacing w:after="40" w:before="40"/>
-            </w:pPr>
-            <w:r>
-              <w:rPr>
-                <w:rFonts w:ascii="Arial" w:hAnsi="Arial"/>
-                <w:sz w:val="20"/>
-              </w:rPr>
-              <w:t>Azure SQL Database, Basic/S0 tier initially</w:t>
-            </w:r>
-          </w:p>
-        </w:tc>
-      </w:tr>
-      <w:tr>
-        <w:tc>
-          <w:tcPr>
-            <w:tcW w:type="dxa" w:w="2500"/>
-            <w:shd w:val="clear" w:color="auto" w:fill="FFFFFF"/>
-          </w:tcPr>
-          <w:p>
-            <w:pPr>
-              <w:spacing w:after="40" w:before="40"/>
-            </w:pPr>
-            <w:r>
-              <w:rPr>
-                <w:rFonts w:ascii="Arial" w:hAnsi="Arial"/>
-                <w:sz w:val="20"/>
-              </w:rPr>
-              <w:t>Identity</w:t>
-            </w:r>
-          </w:p>
-        </w:tc>
-        <w:tc>
-          <w:tcPr>
-            <w:tcW w:type="dxa" w:w="6526"/>
-            <w:shd w:val="clear" w:color="auto" w:fill="FFFFFF"/>
-          </w:tcPr>
-          <w:p>
-            <w:pPr>
-              <w:spacing w:after="40" w:before="40"/>
-            </w:pPr>
-            <w:r>
-              <w:rPr>
-                <w:rFonts w:ascii="Arial" w:hAnsi="Arial"/>
-                <w:sz w:val="20"/>
-              </w:rPr>
-              <w:t>Microsoft Entra External ID (CIAM)</w:t>
-            </w:r>
-          </w:p>
-        </w:tc>
-      </w:tr>
-      <w:tr>
-        <w:tc>
-          <w:tcPr>
-            <w:tcW w:type="dxa" w:w="2500"/>
-            <w:shd w:val="clear" w:color="auto" w:fill="F3F4F6"/>
-          </w:tcPr>
-          <w:p>
-            <w:pPr>
-              <w:spacing w:after="40" w:before="40"/>
-            </w:pPr>
-            <w:r>
-              <w:rPr>
-                <w:rFonts w:ascii="Arial" w:hAnsi="Arial"/>
-                <w:sz w:val="20"/>
-              </w:rPr>
-              <w:t>File storage</w:t>
-            </w:r>
-          </w:p>
-        </w:tc>
-        <w:tc>
-          <w:tcPr>
-            <w:tcW w:type="dxa" w:w="6526"/>
-            <w:shd w:val="clear" w:color="auto" w:fill="F3F4F6"/>
-          </w:tcPr>
-          <w:p>
-            <w:pPr>
-              <w:spacing w:after="40" w:before="40"/>
-            </w:pPr>
-            <w:r>
-              <w:rPr>
-                <w:rFonts w:ascii="Arial" w:hAnsi="Arial"/>
-                <w:sz w:val="20"/>
-              </w:rPr>
-              <w:t>Azure Blob Storage</w:t>
-            </w:r>
-          </w:p>
-        </w:tc>
-      </w:tr>
-      <w:tr>
-        <w:tc>
-          <w:tcPr>
-            <w:tcW w:type="dxa" w:w="2500"/>
-            <w:shd w:val="clear" w:color="auto" w:fill="FFFFFF"/>
-          </w:tcPr>
-          <w:p>
-            <w:pPr>
-              <w:spacing w:after="40" w:before="40"/>
-            </w:pPr>
-            <w:r>
-              <w:rPr>
-                <w:rFonts w:ascii="Arial" w:hAnsi="Arial"/>
-                <w:sz w:val="20"/>
-              </w:rPr>
-              <w:t>Email</w:t>
-            </w:r>
-          </w:p>
-        </w:tc>
-        <w:tc>
-          <w:tcPr>
-            <w:tcW w:type="dxa" w:w="6526"/>
-            <w:shd w:val="clear" w:color="auto" w:fill="FFFFFF"/>
-          </w:tcPr>
-          <w:p>
-            <w:pPr>
-              <w:spacing w:after="40" w:before="40"/>
-            </w:pPr>
-            <w:r>
-              <w:rPr>
-                <w:rFonts w:ascii="Arial" w:hAnsi="Arial"/>
-                <w:sz w:val="20"/>
-              </w:rPr>
-              <w:t>Azure Communication Services Email</w:t>
-            </w:r>
-          </w:p>
-        </w:tc>
-      </w:tr>
-      <w:tr>
-        <w:tc>
-          <w:tcPr>
-            <w:tcW w:type="dxa" w:w="2500"/>
-            <w:shd w:val="clear" w:color="auto" w:fill="F3F4F6"/>
-          </w:tcPr>
-          <w:p>
-            <w:pPr>
-              <w:spacing w:after="40" w:before="40"/>
-            </w:pPr>
-            <w:r>
-              <w:rPr>
-                <w:rFonts w:ascii="Arial" w:hAnsi="Arial"/>
-                <w:sz w:val="20"/>
-              </w:rPr>
-              <w:t>PDF generation</w:t>
-            </w:r>
-          </w:p>
-        </w:tc>
-        <w:tc>
-          <w:tcPr>
-            <w:tcW w:type="dxa" w:w="6526"/>
-            <w:shd w:val="clear" w:color="auto" w:fill="F3F4F6"/>
-          </w:tcPr>
-          <w:p>
-            <w:pPr>
-              <w:spacing w:after="40" w:before="40"/>
-            </w:pPr>
-            <w:r>
-              <w:rPr>
-                <w:rFonts w:ascii="Arial" w:hAnsi="Arial"/>
-                <w:sz w:val="20"/>
-              </w:rPr>
-              <w:t>QuestPDF (Community licence)</w:t>
-            </w:r>
-          </w:p>
-        </w:tc>
-      </w:tr>
-    </w:tbl>
-    <w:p>
-      <w:pPr>
-        <w:spacing w:after="80"/>
-      </w:pPr>
     </w:p>
     <w:p>
       <w:pPr>
-        <w:spacing w:after="120" w:before="0"/>
+        <w:pStyle w:val="ListBullet"/>
+        <w:spacing w:after="60"/>
       </w:pPr>
       <w:r>
         <w:rPr>
           <w:rFonts w:ascii="Arial" w:hAnsi="Arial"/>
-          <w:b w:val="0"/>
-          <w:i w:val="0"/>
           <w:sz w:val="22"/>
         </w:rPr>
-        <w:t>Full rationale and consequences: ADR-0001 (VLMS-ADR).</w:t>
+        <w:t>ADR-0001: Blazor + Azure stack (client, hosting, database, identity, storage, email, PDF generation).</w:t>
+      </w:r>
+    </w:p>
+    <w:p>
+      <w:pPr>
+        <w:pStyle w:val="ListBullet"/>
+        <w:spacing w:after="60"/>
+      </w:pPr>
+      <w:r>
+        <w:rPr>
+          <w:rFonts w:ascii="Arial" w:hAnsi="Arial"/>
+          <w:sz w:val="22"/>
+        </w:rPr>
+        <w:t>ADR-0002: roles as application claims (UserRole table), not native Entra External ID groups — enables resource-scoped authorization (Parent -&gt; specific Student via StudentGuardianLink) in one place.</w:t>
+      </w:r>
+    </w:p>
+    <w:p>
+      <w:pPr>
+        <w:pStyle w:val="ListBullet"/>
+        <w:spacing w:after="60"/>
+      </w:pPr>
+      <w:r>
+        <w:rPr>
+          <w:rFonts w:ascii="Arial" w:hAnsi="Arial"/>
+          <w:sz w:val="22"/>
+        </w:rPr>
+        <w:t>ADR-0003: scheduled/background work via Azure App Service WebJobs, co-located with the web app — fewest moving parts for a solo maintainer.</w:t>
+      </w:r>
+    </w:p>
+    <w:p>
+      <w:pPr>
+        <w:pStyle w:val="ListBullet"/>
+        <w:spacing w:after="60"/>
+      </w:pPr>
+      <w:r>
+        <w:rPr>
+          <w:rFonts w:ascii="Arial" w:hAnsi="Arial"/>
+          <w:sz w:val="22"/>
+        </w:rPr>
+        <w:t>ADR-0004: sensitive-data access control via EF Core global query filters + SensitiveDataAccessLog read-audit trail.</w:t>
       </w:r>
     </w:p>
     <w:p>
@@ -2107,16 +2096,54 @@
     </w:p>
     <w:p>
       <w:pPr>
-        <w:spacing w:after="120" w:before="0"/>
+        <w:pStyle w:val="ListBullet"/>
+        <w:spacing w:after="60"/>
       </w:pPr>
       <w:r>
         <w:rPr>
           <w:rFonts w:ascii="Arial" w:hAnsi="Arial"/>
-          <w:b w:val="0"/>
-          <w:i w:val="0"/>
           <w:sz w:val="22"/>
         </w:rPr>
-        <w:t>Reliability/availability (NFR-003): best-effort, matched by App Service's operational model. Security (NFR-001): role/resource-based authorization plus data-access-layer masking, addressed in VLMS-LLD. Accessibility (NFR-002): WCAG 2.2 AA is a Blazor UI-layer concern, verified in VLMS-TEST. Flexibility/scalability: starting tiers sized for tens-of-users load per ADR-0001; full detail in VLMS-NFR.</w:t>
+        <w:t>Security (NFR-001): structural enforcement via ADR-0004; role/resource-based authorization via ADR-0002.</w:t>
+      </w:r>
+    </w:p>
+    <w:p>
+      <w:pPr>
+        <w:pStyle w:val="ListBullet"/>
+        <w:spacing w:after="60"/>
+      </w:pPr>
+      <w:r>
+        <w:rPr>
+          <w:rFonts w:ascii="Arial" w:hAnsi="Arial"/>
+          <w:sz w:val="22"/>
+        </w:rPr>
+        <w:t>Accessibility (NFR-002): WCAG 2.2 AA — a UI-layer concern, not yet architecturally distinct.</w:t>
+      </w:r>
+    </w:p>
+    <w:p>
+      <w:pPr>
+        <w:pStyle w:val="ListBullet"/>
+        <w:spacing w:after="60"/>
+      </w:pPr>
+      <w:r>
+        <w:rPr>
+          <w:rFonts w:ascii="Arial" w:hAnsi="Arial"/>
+          <w:sz w:val="22"/>
+        </w:rPr>
+        <w:t>Availability (NFR-003): best-effort, App Service Basic tier — an accepted trade-off (see section 9).</w:t>
+      </w:r>
+    </w:p>
+    <w:p>
+      <w:pPr>
+        <w:pStyle w:val="ListBullet"/>
+        <w:spacing w:after="60"/>
+      </w:pPr>
+      <w:r>
+        <w:rPr>
+          <w:rFonts w:ascii="Arial" w:hAnsi="Arial"/>
+          <w:sz w:val="22"/>
+        </w:rPr>
+        <w:t>Compatibility (NFR-004): Blazor Web App/PWA meets the named browser/OS matrix.</w:t>
       </w:r>
     </w:p>
     <w:p>
@@ -2146,7 +2173,92 @@
           <w:i w:val="0"/>
           <w:sz w:val="22"/>
         </w:rPr>
-        <w:t>[TBC – owner: Philip] delivery-plan.md is not yet started; no phased build sequence has been agreed beyond MVP vs deferred scope (VLMS-BRD section 8).</w:t>
+        <w:t>[TBC – owner: Philip] delivery-plan.md is not yet started; no phased build sequence has been agreed beyond the MVP/deferred split in business-requirements.md.</w:t>
+      </w:r>
+    </w:p>
+    <w:p>
+      <w:pPr>
+        <w:keepNext/>
+        <w:spacing w:before="280" w:after="120"/>
+        <w:outlineLvl w:val="0"/>
+      </w:pPr>
+      <w:r>
+        <w:rPr>
+          <w:rFonts w:ascii="Arial" w:hAnsi="Arial"/>
+          <w:b/>
+          <w:color w:val="111827"/>
+          <w:sz w:val="32"/>
+        </w:rPr>
+        <w:t>9. Decided (resolved since the previous design-gate render)</w:t>
+      </w:r>
+    </w:p>
+    <w:p>
+      <w:pPr>
+        <w:pStyle w:val="ListBullet"/>
+        <w:spacing w:after="60"/>
+      </w:pPr>
+      <w:r>
+        <w:rPr>
+          <w:rFonts w:ascii="Arial" w:hAnsi="Arial"/>
+          <w:sz w:val="22"/>
+        </w:rPr>
+        <w:t>Scheduled jobs: Azure App Service WebJobs (ADR-0003) — resolves the previously open WebJob-vs-Functions question.</w:t>
+      </w:r>
+    </w:p>
+    <w:p>
+      <w:pPr>
+        <w:pStyle w:val="ListBullet"/>
+        <w:spacing w:after="60"/>
+      </w:pPr>
+      <w:r>
+        <w:rPr>
+          <w:rFonts w:ascii="Arial" w:hAnsi="Arial"/>
+          <w:sz w:val="22"/>
+        </w:rPr>
+        <w:t>Sensitive-data access control: EF Core global query filters + read audit log (ADR-0004).</w:t>
+      </w:r>
+    </w:p>
+    <w:p>
+      <w:pPr>
+        <w:pStyle w:val="ListBullet"/>
+        <w:spacing w:after="60"/>
+      </w:pPr>
+      <w:r>
+        <w:rPr>
+          <w:rFonts w:ascii="Arial" w:hAnsi="Arial"/>
+          <w:sz w:val="22"/>
+        </w:rPr>
+        <w:t>Multi-tenancy: none — this is a single-organisation system, not designed for multiple Varangians-style organisations to share one deployment.</w:t>
+      </w:r>
+    </w:p>
+    <w:p>
+      <w:pPr>
+        <w:keepNext/>
+        <w:spacing w:before="280" w:after="120"/>
+        <w:outlineLvl w:val="0"/>
+      </w:pPr>
+      <w:r>
+        <w:rPr>
+          <w:rFonts w:ascii="Arial" w:hAnsi="Arial"/>
+          <w:b/>
+          <w:color w:val="111827"/>
+          <w:sz w:val="32"/>
+        </w:rPr>
+        <w:t>10. Architecture diagram</w:t>
+      </w:r>
+    </w:p>
+    <w:p>
+      <w:pPr>
+        <w:spacing w:after="120" w:before="0"/>
+      </w:pPr>
+      <w:r>
+        <w:rPr>
+          <w:rFonts w:ascii="Arial" w:hAnsi="Arial"/>
+          <w:b w:val="0"/>
+          <w:i w:val="0"/>
+          <w:sz w:val="22"/>
+        </w:rPr>
+        <w:t>See Figure 1 above (C4 system-context/container diagram, reproduced from design/architecture.md).</w:t>
       </w:r>
     </w:p>
     <w:sectPr>

--- a/gates/design/VLMS_SDA.docx
+++ b/gates/design/VLMS_SDA.docx
@@ -201,7 +201,7 @@
                 <w:rFonts w:ascii="Arial" w:hAnsi="Arial"/>
                 <w:sz w:val="20"/>
               </w:rPr>
-              <w:t>1.1</w:t>
+              <w:t>1.2</w:t>
             </w:r>
           </w:p>
         </w:tc>
@@ -744,6 +744,80 @@
           </w:p>
         </w:tc>
       </w:tr>
+      <w:tr>
+        <w:tc>
+          <w:tcPr>
+            <w:tcW w:type="dxa" w:w="1150"/>
+            <w:shd w:val="clear" w:color="auto" w:fill="F3F4F6"/>
+          </w:tcPr>
+          <w:p>
+            <w:pPr>
+              <w:spacing w:after="40" w:before="40"/>
+            </w:pPr>
+            <w:r>
+              <w:rPr>
+                <w:rFonts w:ascii="Arial" w:hAnsi="Arial"/>
+                <w:sz w:val="20"/>
+              </w:rPr>
+              <w:t>1.2</w:t>
+            </w:r>
+          </w:p>
+        </w:tc>
+        <w:tc>
+          <w:tcPr>
+            <w:tcW w:type="dxa" w:w="1500"/>
+            <w:shd w:val="clear" w:color="auto" w:fill="F3F4F6"/>
+          </w:tcPr>
+          <w:p>
+            <w:pPr>
+              <w:spacing w:after="40" w:before="40"/>
+            </w:pPr>
+            <w:r>
+              <w:rPr>
+                <w:rFonts w:ascii="Arial" w:hAnsi="Arial"/>
+                <w:sz w:val="20"/>
+              </w:rPr>
+              <w:t>17 July 2026</w:t>
+            </w:r>
+          </w:p>
+        </w:tc>
+        <w:tc>
+          <w:tcPr>
+            <w:tcW w:type="dxa" w:w="2700"/>
+            <w:shd w:val="clear" w:color="auto" w:fill="F3F4F6"/>
+          </w:tcPr>
+          <w:p>
+            <w:pPr>
+              <w:spacing w:after="40" w:before="40"/>
+            </w:pPr>
+            <w:r>
+              <w:rPr>
+                <w:rFonts w:ascii="Arial" w:hAnsi="Arial"/>
+                <w:sz w:val="20"/>
+              </w:rPr>
+              <w:t>Philip</w:t>
+            </w:r>
+          </w:p>
+        </w:tc>
+        <w:tc>
+          <w:tcPr>
+            <w:tcW w:type="dxa" w:w="3676"/>
+            <w:shd w:val="clear" w:color="auto" w:fill="F3F4F6"/>
+          </w:tcPr>
+          <w:p>
+            <w:pPr>
+              <w:spacing w:after="40" w:before="40"/>
+            </w:pPr>
+            <w:r>
+              <w:rPr>
+                <w:rFonts w:ascii="Arial" w:hAnsi="Arial"/>
+                <w:sz w:val="20"/>
+              </w:rPr>
+              <w:t>Re-render addressing second design-gate review: sections 2, 6 and 9 updated for the ADR-0004 rewrite — sensitive-data access control is now the ConsentRecord/ConsentSensitiveDetails entity split enforced by EF Core global query filters, with a named DbCommandInterceptor audit-write mechanism, not per-column masking.</w:t>
+            </w:r>
+          </w:p>
+        </w:tc>
+      </w:tr>
     </w:tbl>
     <w:p>
       <w:pPr>
@@ -785,7 +859,7 @@
     </w:p>
     <w:p>
       <w:pPr>
-        <w:spacing w:after="80" w:before="0"/>
+        <w:spacing w:after="120" w:before="0"/>
       </w:pPr>
       <w:r>
         <w:rPr>
@@ -799,7 +873,7 @@
     </w:p>
     <w:p>
       <w:pPr>
-        <w:spacing w:after="200" w:before="0"/>
+        <w:spacing w:after="120" w:before="0"/>
       </w:pPr>
       <w:r>
         <w:rPr>
@@ -893,7 +967,7 @@
       <w:tr>
         <w:tc>
           <w:tcPr>
-            <w:tcW w:type="dxa" w:w="2000"/>
+            <w:tcW w:type="dxa" w:w="2200"/>
             <w:shd w:val="clear" w:color="auto" w:fill="374151"/>
           </w:tcPr>
           <w:p>
@@ -933,7 +1007,7 @@
         </w:tc>
         <w:tc>
           <w:tcPr>
-            <w:tcW w:type="dxa" w:w="3626"/>
+            <w:tcW w:type="dxa" w:w="3426"/>
             <w:shd w:val="clear" w:color="auto" w:fill="374151"/>
           </w:tcPr>
           <w:p>
@@ -955,7 +1029,7 @@
       <w:tr>
         <w:tc>
           <w:tcPr>
-            <w:tcW w:type="dxa" w:w="2000"/>
+            <w:tcW w:type="dxa" w:w="2200"/>
             <w:shd w:val="clear" w:color="auto" w:fill="F3F4F6"/>
           </w:tcPr>
           <w:p>
@@ -991,7 +1065,7 @@
         </w:tc>
         <w:tc>
           <w:tcPr>
-            <w:tcW w:type="dxa" w:w="3626"/>
+            <w:tcW w:type="dxa" w:w="3426"/>
             <w:shd w:val="clear" w:color="auto" w:fill="F3F4F6"/>
           </w:tcPr>
           <w:p>
@@ -1011,7 +1085,7 @@
       <w:tr>
         <w:tc>
           <w:tcPr>
-            <w:tcW w:type="dxa" w:w="2000"/>
+            <w:tcW w:type="dxa" w:w="2200"/>
             <w:shd w:val="clear" w:color="auto" w:fill="FFFFFF"/>
           </w:tcPr>
           <w:p>
@@ -1047,7 +1121,7 @@
         </w:tc>
         <w:tc>
           <w:tcPr>
-            <w:tcW w:type="dxa" w:w="3626"/>
+            <w:tcW w:type="dxa" w:w="3426"/>
             <w:shd w:val="clear" w:color="auto" w:fill="FFFFFF"/>
           </w:tcPr>
           <w:p>
@@ -1067,7 +1141,7 @@
       <w:tr>
         <w:tc>
           <w:tcPr>
-            <w:tcW w:type="dxa" w:w="2000"/>
+            <w:tcW w:type="dxa" w:w="2200"/>
             <w:shd w:val="clear" w:color="auto" w:fill="F3F4F6"/>
           </w:tcPr>
           <w:p>
@@ -1103,7 +1177,7 @@
         </w:tc>
         <w:tc>
           <w:tcPr>
-            <w:tcW w:type="dxa" w:w="3626"/>
+            <w:tcW w:type="dxa" w:w="3426"/>
             <w:shd w:val="clear" w:color="auto" w:fill="F3F4F6"/>
           </w:tcPr>
           <w:p>
@@ -1123,7 +1197,7 @@
       <w:tr>
         <w:tc>
           <w:tcPr>
-            <w:tcW w:type="dxa" w:w="2000"/>
+            <w:tcW w:type="dxa" w:w="2200"/>
             <w:shd w:val="clear" w:color="auto" w:fill="FFFFFF"/>
           </w:tcPr>
           <w:p>
@@ -1159,7 +1233,7 @@
         </w:tc>
         <w:tc>
           <w:tcPr>
-            <w:tcW w:type="dxa" w:w="3626"/>
+            <w:tcW w:type="dxa" w:w="3426"/>
             <w:shd w:val="clear" w:color="auto" w:fill="FFFFFF"/>
           </w:tcPr>
           <w:p>
@@ -1179,7 +1253,7 @@
       <w:tr>
         <w:tc>
           <w:tcPr>
-            <w:tcW w:type="dxa" w:w="2000"/>
+            <w:tcW w:type="dxa" w:w="2200"/>
             <w:shd w:val="clear" w:color="auto" w:fill="F3F4F6"/>
           </w:tcPr>
           <w:p>
@@ -1215,7 +1289,7 @@
         </w:tc>
         <w:tc>
           <w:tcPr>
-            <w:tcW w:type="dxa" w:w="3626"/>
+            <w:tcW w:type="dxa" w:w="3426"/>
             <w:shd w:val="clear" w:color="auto" w:fill="F3F4F6"/>
           </w:tcPr>
           <w:p>
@@ -1235,7 +1309,7 @@
       <w:tr>
         <w:tc>
           <w:tcPr>
-            <w:tcW w:type="dxa" w:w="2000"/>
+            <w:tcW w:type="dxa" w:w="2200"/>
             <w:shd w:val="clear" w:color="auto" w:fill="FFFFFF"/>
           </w:tcPr>
           <w:p>
@@ -1271,7 +1345,7 @@
         </w:tc>
         <w:tc>
           <w:tcPr>
-            <w:tcW w:type="dxa" w:w="3626"/>
+            <w:tcW w:type="dxa" w:w="3426"/>
             <w:shd w:val="clear" w:color="auto" w:fill="FFFFFF"/>
           </w:tcPr>
           <w:p>
@@ -1291,7 +1365,7 @@
       <w:tr>
         <w:tc>
           <w:tcPr>
-            <w:tcW w:type="dxa" w:w="2000"/>
+            <w:tcW w:type="dxa" w:w="2200"/>
             <w:shd w:val="clear" w:color="auto" w:fill="F3F4F6"/>
           </w:tcPr>
           <w:p>
@@ -1327,7 +1401,7 @@
         </w:tc>
         <w:tc>
           <w:tcPr>
-            <w:tcW w:type="dxa" w:w="3626"/>
+            <w:tcW w:type="dxa" w:w="3426"/>
             <w:shd w:val="clear" w:color="auto" w:fill="F3F4F6"/>
           </w:tcPr>
           <w:p>
@@ -1347,7 +1421,7 @@
       <w:tr>
         <w:tc>
           <w:tcPr>
-            <w:tcW w:type="dxa" w:w="2000"/>
+            <w:tcW w:type="dxa" w:w="2200"/>
             <w:shd w:val="clear" w:color="auto" w:fill="FFFFFF"/>
           </w:tcPr>
           <w:p>
@@ -1383,7 +1457,7 @@
         </w:tc>
         <w:tc>
           <w:tcPr>
-            <w:tcW w:type="dxa" w:w="3626"/>
+            <w:tcW w:type="dxa" w:w="3426"/>
             <w:shd w:val="clear" w:color="auto" w:fill="FFFFFF"/>
           </w:tcPr>
           <w:p>
@@ -1403,7 +1477,7 @@
       <w:tr>
         <w:tc>
           <w:tcPr>
-            <w:tcW w:type="dxa" w:w="2000"/>
+            <w:tcW w:type="dxa" w:w="2200"/>
             <w:shd w:val="clear" w:color="auto" w:fill="F3F4F6"/>
           </w:tcPr>
           <w:p>
@@ -1433,13 +1507,13 @@
                 <w:rFonts w:ascii="Arial" w:hAnsi="Arial"/>
                 <w:sz w:val="20"/>
               </w:rPr>
-              <w:t>Per-call data-access-layer policy checks</w:t>
+              <w:t>Per-column masking via a query filter (the original decision)</w:t>
             </w:r>
           </w:p>
         </w:tc>
         <w:tc>
           <w:tcPr>
-            <w:tcW w:type="dxa" w:w="3626"/>
+            <w:tcW w:type="dxa" w:w="3426"/>
             <w:shd w:val="clear" w:color="auto" w:fill="F3F4F6"/>
           </w:tcPr>
           <w:p>
@@ -1451,7 +1525,7 @@
                 <w:rFonts w:ascii="Arial" w:hAnsi="Arial"/>
                 <w:sz w:val="20"/>
               </w:rPr>
-              <w:t>Relies on every future query author remembering to apply it — not structural.</w:t>
+              <w:t>Technically impossible — a global query filter is a row-inclusion predicate, not a column redactor; kept as a record of what was wrong, not a live option.</w:t>
             </w:r>
           </w:p>
         </w:tc>
@@ -1459,7 +1533,7 @@
       <w:tr>
         <w:tc>
           <w:tcPr>
-            <w:tcW w:type="dxa" w:w="2000"/>
+            <w:tcW w:type="dxa" w:w="2200"/>
             <w:shd w:val="clear" w:color="auto" w:fill="FFFFFF"/>
           </w:tcPr>
           <w:p>
@@ -1489,13 +1563,13 @@
                 <w:rFonts w:ascii="Arial" w:hAnsi="Arial"/>
                 <w:sz w:val="20"/>
               </w:rPr>
-              <w:t>Database-level column encryption (Always Encrypted)</w:t>
+              <w:t>Per-call data-access-layer policy checks</w:t>
             </w:r>
           </w:p>
         </w:tc>
         <w:tc>
           <w:tcPr>
-            <w:tcW w:type="dxa" w:w="3626"/>
+            <w:tcW w:type="dxa" w:w="3426"/>
             <w:shd w:val="clear" w:color="auto" w:fill="FFFFFF"/>
           </w:tcPr>
           <w:p>
@@ -1507,7 +1581,119 @@
                 <w:rFonts w:ascii="Arial" w:hAnsi="Arial"/>
                 <w:sz w:val="20"/>
               </w:rPr>
+              <w:t>Relies on every future query author remembering to apply it — not structural.</w:t>
+            </w:r>
+          </w:p>
+        </w:tc>
+      </w:tr>
+      <w:tr>
+        <w:tc>
+          <w:tcPr>
+            <w:tcW w:type="dxa" w:w="2200"/>
+            <w:shd w:val="clear" w:color="auto" w:fill="F3F4F6"/>
+          </w:tcPr>
+          <w:p>
+            <w:pPr>
+              <w:spacing w:after="40" w:before="40"/>
+            </w:pPr>
+            <w:r>
+              <w:rPr>
+                <w:rFonts w:ascii="Arial" w:hAnsi="Arial"/>
+                <w:sz w:val="20"/>
+              </w:rPr>
+              <w:t>Sensitive-data access control (ADR-0004)</w:t>
+            </w:r>
+          </w:p>
+        </w:tc>
+        <w:tc>
+          <w:tcPr>
+            <w:tcW w:type="dxa" w:w="3400"/>
+            <w:shd w:val="clear" w:color="auto" w:fill="F3F4F6"/>
+          </w:tcPr>
+          <w:p>
+            <w:pPr>
+              <w:spacing w:after="40" w:before="40"/>
+            </w:pPr>
+            <w:r>
+              <w:rPr>
+                <w:rFonts w:ascii="Arial" w:hAnsi="Arial"/>
+                <w:sz w:val="20"/>
+              </w:rPr>
+              <w:t>Database-level column encryption (Always Encrypted)</w:t>
+            </w:r>
+          </w:p>
+        </w:tc>
+        <w:tc>
+          <w:tcPr>
+            <w:tcW w:type="dxa" w:w="3426"/>
+            <w:shd w:val="clear" w:color="auto" w:fill="F3F4F6"/>
+          </w:tcPr>
+          <w:p>
+            <w:pPr>
+              <w:spacing w:after="40" w:before="40"/>
+            </w:pPr>
+            <w:r>
+              <w:rPr>
+                <w:rFonts w:ascii="Arial" w:hAnsi="Arial"/>
+                <w:sz w:val="20"/>
+              </w:rPr>
               <w:t>Adds operational complexity (key management, limited queryability) disproportionate to solo/tens-of-users scale.</w:t>
+            </w:r>
+          </w:p>
+        </w:tc>
+      </w:tr>
+      <w:tr>
+        <w:tc>
+          <w:tcPr>
+            <w:tcW w:type="dxa" w:w="2200"/>
+            <w:shd w:val="clear" w:color="auto" w:fill="FFFFFF"/>
+          </w:tcPr>
+          <w:p>
+            <w:pPr>
+              <w:spacing w:after="40" w:before="40"/>
+            </w:pPr>
+            <w:r>
+              <w:rPr>
+                <w:rFonts w:ascii="Arial" w:hAnsi="Arial"/>
+                <w:sz w:val="20"/>
+              </w:rPr>
+              <w:t>Sensitive-data access control (ADR-0004)</w:t>
+            </w:r>
+          </w:p>
+        </w:tc>
+        <w:tc>
+          <w:tcPr>
+            <w:tcW w:type="dxa" w:w="3400"/>
+            <w:shd w:val="clear" w:color="auto" w:fill="FFFFFF"/>
+          </w:tcPr>
+          <w:p>
+            <w:pPr>
+              <w:spacing w:after="40" w:before="40"/>
+            </w:pPr>
+            <w:r>
+              <w:rPr>
+                <w:rFonts w:ascii="Arial" w:hAnsi="Arial"/>
+                <w:sz w:val="20"/>
+              </w:rPr>
+              <w:t>A mandatory repository wrapper method for the audit-log write</w:t>
+            </w:r>
+          </w:p>
+        </w:tc>
+        <w:tc>
+          <w:tcPr>
+            <w:tcW w:type="dxa" w:w="3426"/>
+            <w:shd w:val="clear" w:color="auto" w:fill="FFFFFF"/>
+          </w:tcPr>
+          <w:p>
+            <w:pPr>
+              <w:spacing w:after="40" w:before="40"/>
+            </w:pPr>
+            <w:r>
+              <w:rPr>
+                <w:rFonts w:ascii="Arial" w:hAnsi="Arial"/>
+                <w:sz w:val="20"/>
+              </w:rPr>
+              <w:t>Opt-in by construction — a new query path could bypass it; the DbCommandInterceptor attaches at the DbContext level and cannot be bypassed the same way.</w:t>
             </w:r>
           </w:p>
         </w:tc>
@@ -1532,6 +1718,20 @@
           <w:sz w:val="32"/>
         </w:rPr>
         <w:t>3. Component overview (C4: context and containers)</w:t>
+      </w:r>
+    </w:p>
+    <w:p>
+      <w:pPr>
+        <w:spacing w:after="120" w:before="0"/>
+      </w:pPr>
+      <w:r>
+        <w:rPr>
+          <w:rFonts w:ascii="Arial" w:hAnsi="Arial"/>
+          <w:b w:val="0"/>
+          <w:i w:val="0"/>
+          <w:sz w:val="22"/>
+        </w:rPr>
+        <w:t>Figure 1: C4 system-context / container diagram (reproduced from design/architecture.md).</w:t>
       </w:r>
     </w:p>
     <w:tbl>
@@ -1859,21 +2059,6 @@
     </w:p>
     <w:p>
       <w:pPr>
-        <w:spacing w:after="160" w:before="0"/>
-      </w:pPr>
-      <w:r>
-        <w:rPr>
-          <w:rFonts w:ascii="Arial" w:hAnsi="Arial"/>
-          <w:b w:val="0"/>
-          <w:i/>
-          <w:color w:val="6B7280"/>
-          <w:sz w:val="18"/>
-        </w:rPr>
-        <w:t>Figure 1: C4 system-context / container diagram (reproduced from design/architecture.md).</w:t>
-      </w:r>
-    </w:p>
-    <w:p>
-      <w:pPr>
         <w:pStyle w:val="ListBullet"/>
         <w:spacing w:after="60"/>
       </w:pPr>
@@ -2007,7 +2192,7 @@
           <w:i w:val="0"/>
           <w:sz w:val="22"/>
         </w:rPr>
-        <w:t>Teacher/Approver/Parent/Student/Safeguarding Officer/Admin -&gt; Blazor Web App -&gt; EF Core -&gt; Azure SQL Database (system of record). Lesson assets and certificate PDFs -&gt; Blob Storage, referenced by blob key from SQL rows. Outbound notifications -&gt; Azure Communication Services Email. The scheduled ConsentExpiryJob (WebJob) reads/writes SQL and triggers notifications.</w:t>
+        <w:t>Teacher/Approver/Parent/Student/Safeguarding Officer/Admin → Blazor Web App → EF Core → Azure SQL Database (system of record). Lesson assets and certificate PDFs → Blob Storage, referenced by blob key from SQL rows. Outbound notifications → Azure Communication Services Email. The scheduled ConsentExpiryJob (WebJob) reads/writes SQL and triggers notifications.</w:t>
       </w:r>
     </w:p>
     <w:p>
@@ -2049,7 +2234,7 @@
           <w:rFonts w:ascii="Arial" w:hAnsi="Arial"/>
           <w:sz w:val="22"/>
         </w:rPr>
-        <w:t>ADR-0002: roles as application claims (UserRole table), not native Entra External ID groups — enables resource-scoped authorization (Parent -&gt; specific Student via StudentGuardianLink) in one place.</w:t>
+        <w:t>ADR-0002: roles as application claims (UserRole table), not native Entra External ID groups — enables resource-scoped authorization (Parent → specific Student via StudentGuardianLink) in one place.</w:t>
       </w:r>
     </w:p>
     <w:p>
@@ -2075,7 +2260,7 @@
           <w:rFonts w:ascii="Arial" w:hAnsi="Arial"/>
           <w:sz w:val="22"/>
         </w:rPr>
-        <w:t>ADR-0004: sensitive-data access control via EF Core global query filters + SensitiveDataAccessLog read-audit trail.</w:t>
+        <w:t>ADR-0004 (rewritten at second design review): sensitive-data access control via the ConsentRecord/ConsentSensitiveDetails entity split, EF Core global query filters on DbsCheck and ConsentSensitiveDetails, and a SensitiveDataAccessLog read-audit trail written by a DbCommandInterceptor, with database-level tamper protection and 6-year retention.</w:t>
       </w:r>
     </w:p>
     <w:p>
@@ -2104,7 +2289,7 @@
           <w:rFonts w:ascii="Arial" w:hAnsi="Arial"/>
           <w:sz w:val="22"/>
         </w:rPr>
-        <w:t>Security (NFR-001): structural enforcement via ADR-0004; role/resource-based authorization via ADR-0002.</w:t>
+        <w:t>Security (NFR-001): structural enforcement via ADR-0004 (entity split + query filters + audit interceptor); role/resource-based authorization via ADR-0002.</w:t>
       </w:r>
     </w:p>
     <w:p>
@@ -2173,7 +2358,7 @@
           <w:i w:val="0"/>
           <w:sz w:val="22"/>
         </w:rPr>
-        <w:t>[TBC – owner: Philip] delivery-plan.md is not yet started; no phased build sequence has been agreed beyond the MVP/deferred split in business-requirements.md.</w:t>
+        <w:t>delivery-plan.md is now populated (previously a placeholder) — see VLMS-DEL for the four-phase plan (design gate, MVP build, delivery gate, deferred at-home learning).</w:t>
       </w:r>
     </w:p>
     <w:p>
@@ -2189,7 +2374,7 @@
           <w:color w:val="111827"/>
           <w:sz w:val="32"/>
         </w:rPr>
-        <w:t>9. Decided (resolved since the previous design-gate render)</w:t>
+        <w:t>9. Decided (resolved since the previous design-gate renders)</w:t>
       </w:r>
     </w:p>
     <w:p>
@@ -2215,7 +2400,7 @@
           <w:rFonts w:ascii="Arial" w:hAnsi="Arial"/>
           <w:sz w:val="22"/>
         </w:rPr>
-        <w:t>Sensitive-data access control: EF Core global query filters + read audit log (ADR-0004).</w:t>
+        <w:t>Sensitive-data access control (revised at second design review): the ConsentRecord/ConsentSensitiveDetails entity split, EF Core global query filters, and a DbCommandInterceptor-based read audit log with tamper protection and 6-year retention (ADR-0004) — supersedes the original per-column masking mechanism, which was found not to be achievable with the chosen filter mechanism.</w:t>
       </w:r>
     </w:p>
     <w:p>
@@ -2229,6 +2414,19 @@
           <w:sz w:val="22"/>
         </w:rPr>
         <w:t>Multi-tenancy: none — this is a single-organisation system, not designed for multiple Varangians-style organisations to share one deployment.</w:t>
+      </w:r>
+    </w:p>
+    <w:p>
+      <w:pPr>
+        <w:pStyle w:val="ListBullet"/>
+        <w:spacing w:after="60"/>
+      </w:pPr>
+      <w:r>
+        <w:rPr>
+          <w:rFonts w:ascii="Arial" w:hAnsi="Arial"/>
+          <w:sz w:val="22"/>
+        </w:rPr>
+        <w:t>Deletion approach: hard delete, not anonymisation (design/data-design.md), decided at the second design review.</w:t>
       </w:r>
     </w:p>
     <w:p>

--- a/gates/design/VLMS_SDA.docx
+++ b/gates/design/VLMS_SDA.docx
@@ -201,7 +201,7 @@
                 <w:rFonts w:ascii="Arial" w:hAnsi="Arial"/>
                 <w:sz w:val="20"/>
               </w:rPr>
-              <w:t>1.2</w:t>
+              <w:t>1.3</w:t>
             </w:r>
           </w:p>
         </w:tc>
@@ -818,6 +818,80 @@
           </w:p>
         </w:tc>
       </w:tr>
+      <w:tr>
+        <w:tc>
+          <w:tcPr>
+            <w:tcW w:type="dxa" w:w="1150"/>
+            <w:shd w:val="clear" w:color="auto" w:fill="FFFFFF"/>
+          </w:tcPr>
+          <w:p>
+            <w:pPr>
+              <w:spacing w:after="40" w:before="40"/>
+            </w:pPr>
+            <w:r>
+              <w:rPr>
+                <w:rFonts w:ascii="Arial" w:hAnsi="Arial"/>
+                <w:sz w:val="20"/>
+              </w:rPr>
+              <w:t>1.3</w:t>
+            </w:r>
+          </w:p>
+        </w:tc>
+        <w:tc>
+          <w:tcPr>
+            <w:tcW w:type="dxa" w:w="1500"/>
+            <w:shd w:val="clear" w:color="auto" w:fill="FFFFFF"/>
+          </w:tcPr>
+          <w:p>
+            <w:pPr>
+              <w:spacing w:after="40" w:before="40"/>
+            </w:pPr>
+            <w:r>
+              <w:rPr>
+                <w:rFonts w:ascii="Arial" w:hAnsi="Arial"/>
+                <w:sz w:val="20"/>
+              </w:rPr>
+              <w:t>17 July 2026</w:t>
+            </w:r>
+          </w:p>
+        </w:tc>
+        <w:tc>
+          <w:tcPr>
+            <w:tcW w:type="dxa" w:w="2700"/>
+            <w:shd w:val="clear" w:color="auto" w:fill="FFFFFF"/>
+          </w:tcPr>
+          <w:p>
+            <w:pPr>
+              <w:spacing w:after="40" w:before="40"/>
+            </w:pPr>
+            <w:r>
+              <w:rPr>
+                <w:rFonts w:ascii="Arial" w:hAnsi="Arial"/>
+                <w:sz w:val="20"/>
+              </w:rPr>
+              <w:t>Philip</w:t>
+            </w:r>
+          </w:p>
+        </w:tc>
+        <w:tc>
+          <w:tcPr>
+            <w:tcW w:type="dxa" w:w="3676"/>
+            <w:shd w:val="clear" w:color="auto" w:fill="FFFFFF"/>
+          </w:tcPr>
+          <w:p>
+            <w:pPr>
+              <w:spacing w:after="40" w:before="40"/>
+            </w:pPr>
+            <w:r>
+              <w:rPr>
+                <w:rFonts w:ascii="Arial" w:hAnsi="Arial"/>
+                <w:sz w:val="20"/>
+              </w:rPr>
+              <w:t>Re-render addressing third design-gate review (Important finding, now fixed): sections 2, 6 and 9 updated again — the audit-write mechanism is renamed from DbCommandInterceptor to IMaterializationInterceptor (direct typed access to the materialized entity, correct even across EF's compiled-query cache); the rejected-alternatives table now records DbCommandInterceptor itself as a superseded pass-2 mechanism, not a live option.</w:t>
+            </w:r>
+          </w:p>
+        </w:tc>
+      </w:tr>
     </w:tbl>
     <w:p>
       <w:pPr>
@@ -967,7 +1041,7 @@
       <w:tr>
         <w:tc>
           <w:tcPr>
-            <w:tcW w:type="dxa" w:w="2200"/>
+            <w:tcW w:type="dxa" w:w="2600"/>
             <w:shd w:val="clear" w:color="auto" w:fill="374151"/>
           </w:tcPr>
           <w:p>
@@ -987,7 +1061,7 @@
         </w:tc>
         <w:tc>
           <w:tcPr>
-            <w:tcW w:type="dxa" w:w="3400"/>
+            <w:tcW w:type="dxa" w:w="2900"/>
             <w:shd w:val="clear" w:color="auto" w:fill="374151"/>
           </w:tcPr>
           <w:p>
@@ -1007,7 +1081,7 @@
         </w:tc>
         <w:tc>
           <w:tcPr>
-            <w:tcW w:type="dxa" w:w="3426"/>
+            <w:tcW w:type="dxa" w:w="3526"/>
             <w:shd w:val="clear" w:color="auto" w:fill="374151"/>
           </w:tcPr>
           <w:p>
@@ -1029,7 +1103,7 @@
       <w:tr>
         <w:tc>
           <w:tcPr>
-            <w:tcW w:type="dxa" w:w="2200"/>
+            <w:tcW w:type="dxa" w:w="2600"/>
             <w:shd w:val="clear" w:color="auto" w:fill="F3F4F6"/>
           </w:tcPr>
           <w:p>
@@ -1047,7 +1121,7 @@
         </w:tc>
         <w:tc>
           <w:tcPr>
-            <w:tcW w:type="dxa" w:w="3400"/>
+            <w:tcW w:type="dxa" w:w="2900"/>
             <w:shd w:val="clear" w:color="auto" w:fill="F3F4F6"/>
           </w:tcPr>
           <w:p>
@@ -1065,7 +1139,7 @@
         </w:tc>
         <w:tc>
           <w:tcPr>
-            <w:tcW w:type="dxa" w:w="3426"/>
+            <w:tcW w:type="dxa" w:w="3526"/>
             <w:shd w:val="clear" w:color="auto" w:fill="F3F4F6"/>
           </w:tcPr>
           <w:p>
@@ -1085,7 +1159,7 @@
       <w:tr>
         <w:tc>
           <w:tcPr>
-            <w:tcW w:type="dxa" w:w="2200"/>
+            <w:tcW w:type="dxa" w:w="2600"/>
             <w:shd w:val="clear" w:color="auto" w:fill="FFFFFF"/>
           </w:tcPr>
           <w:p>
@@ -1103,7 +1177,7 @@
         </w:tc>
         <w:tc>
           <w:tcPr>
-            <w:tcW w:type="dxa" w:w="3400"/>
+            <w:tcW w:type="dxa" w:w="2900"/>
             <w:shd w:val="clear" w:color="auto" w:fill="FFFFFF"/>
           </w:tcPr>
           <w:p>
@@ -1121,7 +1195,7 @@
         </w:tc>
         <w:tc>
           <w:tcPr>
-            <w:tcW w:type="dxa" w:w="3426"/>
+            <w:tcW w:type="dxa" w:w="3526"/>
             <w:shd w:val="clear" w:color="auto" w:fill="FFFFFF"/>
           </w:tcPr>
           <w:p>
@@ -1141,7 +1215,7 @@
       <w:tr>
         <w:tc>
           <w:tcPr>
-            <w:tcW w:type="dxa" w:w="2200"/>
+            <w:tcW w:type="dxa" w:w="2600"/>
             <w:shd w:val="clear" w:color="auto" w:fill="F3F4F6"/>
           </w:tcPr>
           <w:p>
@@ -1159,7 +1233,7 @@
         </w:tc>
         <w:tc>
           <w:tcPr>
-            <w:tcW w:type="dxa" w:w="3400"/>
+            <w:tcW w:type="dxa" w:w="2900"/>
             <w:shd w:val="clear" w:color="auto" w:fill="F3F4F6"/>
           </w:tcPr>
           <w:p>
@@ -1177,7 +1251,7 @@
         </w:tc>
         <w:tc>
           <w:tcPr>
-            <w:tcW w:type="dxa" w:w="3426"/>
+            <w:tcW w:type="dxa" w:w="3526"/>
             <w:shd w:val="clear" w:color="auto" w:fill="F3F4F6"/>
           </w:tcPr>
           <w:p>
@@ -1197,7 +1271,7 @@
       <w:tr>
         <w:tc>
           <w:tcPr>
-            <w:tcW w:type="dxa" w:w="2200"/>
+            <w:tcW w:type="dxa" w:w="2600"/>
             <w:shd w:val="clear" w:color="auto" w:fill="FFFFFF"/>
           </w:tcPr>
           <w:p>
@@ -1215,7 +1289,7 @@
         </w:tc>
         <w:tc>
           <w:tcPr>
-            <w:tcW w:type="dxa" w:w="3400"/>
+            <w:tcW w:type="dxa" w:w="2900"/>
             <w:shd w:val="clear" w:color="auto" w:fill="FFFFFF"/>
           </w:tcPr>
           <w:p>
@@ -1233,7 +1307,7 @@
         </w:tc>
         <w:tc>
           <w:tcPr>
-            <w:tcW w:type="dxa" w:w="3426"/>
+            <w:tcW w:type="dxa" w:w="3526"/>
             <w:shd w:val="clear" w:color="auto" w:fill="FFFFFF"/>
           </w:tcPr>
           <w:p>
@@ -1253,7 +1327,7 @@
       <w:tr>
         <w:tc>
           <w:tcPr>
-            <w:tcW w:type="dxa" w:w="2200"/>
+            <w:tcW w:type="dxa" w:w="2600"/>
             <w:shd w:val="clear" w:color="auto" w:fill="F3F4F6"/>
           </w:tcPr>
           <w:p>
@@ -1271,7 +1345,7 @@
         </w:tc>
         <w:tc>
           <w:tcPr>
-            <w:tcW w:type="dxa" w:w="3400"/>
+            <w:tcW w:type="dxa" w:w="2900"/>
             <w:shd w:val="clear" w:color="auto" w:fill="F3F4F6"/>
           </w:tcPr>
           <w:p>
@@ -1289,7 +1363,7 @@
         </w:tc>
         <w:tc>
           <w:tcPr>
-            <w:tcW w:type="dxa" w:w="3426"/>
+            <w:tcW w:type="dxa" w:w="3526"/>
             <w:shd w:val="clear" w:color="auto" w:fill="F3F4F6"/>
           </w:tcPr>
           <w:p>
@@ -1309,7 +1383,7 @@
       <w:tr>
         <w:tc>
           <w:tcPr>
-            <w:tcW w:type="dxa" w:w="2200"/>
+            <w:tcW w:type="dxa" w:w="2600"/>
             <w:shd w:val="clear" w:color="auto" w:fill="FFFFFF"/>
           </w:tcPr>
           <w:p>
@@ -1327,7 +1401,7 @@
         </w:tc>
         <w:tc>
           <w:tcPr>
-            <w:tcW w:type="dxa" w:w="3400"/>
+            <w:tcW w:type="dxa" w:w="2900"/>
             <w:shd w:val="clear" w:color="auto" w:fill="FFFFFF"/>
           </w:tcPr>
           <w:p>
@@ -1345,7 +1419,7 @@
         </w:tc>
         <w:tc>
           <w:tcPr>
-            <w:tcW w:type="dxa" w:w="3426"/>
+            <w:tcW w:type="dxa" w:w="3526"/>
             <w:shd w:val="clear" w:color="auto" w:fill="FFFFFF"/>
           </w:tcPr>
           <w:p>
@@ -1365,7 +1439,7 @@
       <w:tr>
         <w:tc>
           <w:tcPr>
-            <w:tcW w:type="dxa" w:w="2200"/>
+            <w:tcW w:type="dxa" w:w="2600"/>
             <w:shd w:val="clear" w:color="auto" w:fill="F3F4F6"/>
           </w:tcPr>
           <w:p>
@@ -1383,7 +1457,7 @@
         </w:tc>
         <w:tc>
           <w:tcPr>
-            <w:tcW w:type="dxa" w:w="3400"/>
+            <w:tcW w:type="dxa" w:w="2900"/>
             <w:shd w:val="clear" w:color="auto" w:fill="F3F4F6"/>
           </w:tcPr>
           <w:p>
@@ -1401,7 +1475,7 @@
         </w:tc>
         <w:tc>
           <w:tcPr>
-            <w:tcW w:type="dxa" w:w="3426"/>
+            <w:tcW w:type="dxa" w:w="3526"/>
             <w:shd w:val="clear" w:color="auto" w:fill="F3F4F6"/>
           </w:tcPr>
           <w:p>
@@ -1421,7 +1495,7 @@
       <w:tr>
         <w:tc>
           <w:tcPr>
-            <w:tcW w:type="dxa" w:w="2200"/>
+            <w:tcW w:type="dxa" w:w="2600"/>
             <w:shd w:val="clear" w:color="auto" w:fill="FFFFFF"/>
           </w:tcPr>
           <w:p>
@@ -1439,7 +1513,7 @@
         </w:tc>
         <w:tc>
           <w:tcPr>
-            <w:tcW w:type="dxa" w:w="3400"/>
+            <w:tcW w:type="dxa" w:w="2900"/>
             <w:shd w:val="clear" w:color="auto" w:fill="FFFFFF"/>
           </w:tcPr>
           <w:p>
@@ -1457,7 +1531,7 @@
         </w:tc>
         <w:tc>
           <w:tcPr>
-            <w:tcW w:type="dxa" w:w="3426"/>
+            <w:tcW w:type="dxa" w:w="3526"/>
             <w:shd w:val="clear" w:color="auto" w:fill="FFFFFF"/>
           </w:tcPr>
           <w:p>
@@ -1477,7 +1551,7 @@
       <w:tr>
         <w:tc>
           <w:tcPr>
-            <w:tcW w:type="dxa" w:w="2200"/>
+            <w:tcW w:type="dxa" w:w="2600"/>
             <w:shd w:val="clear" w:color="auto" w:fill="F3F4F6"/>
           </w:tcPr>
           <w:p>
@@ -1495,7 +1569,7 @@
         </w:tc>
         <w:tc>
           <w:tcPr>
-            <w:tcW w:type="dxa" w:w="3400"/>
+            <w:tcW w:type="dxa" w:w="2900"/>
             <w:shd w:val="clear" w:color="auto" w:fill="F3F4F6"/>
           </w:tcPr>
           <w:p>
@@ -1513,7 +1587,7 @@
         </w:tc>
         <w:tc>
           <w:tcPr>
-            <w:tcW w:type="dxa" w:w="3426"/>
+            <w:tcW w:type="dxa" w:w="3526"/>
             <w:shd w:val="clear" w:color="auto" w:fill="F3F4F6"/>
           </w:tcPr>
           <w:p>
@@ -1533,7 +1607,7 @@
       <w:tr>
         <w:tc>
           <w:tcPr>
-            <w:tcW w:type="dxa" w:w="2200"/>
+            <w:tcW w:type="dxa" w:w="2600"/>
             <w:shd w:val="clear" w:color="auto" w:fill="FFFFFF"/>
           </w:tcPr>
           <w:p>
@@ -1551,7 +1625,7 @@
         </w:tc>
         <w:tc>
           <w:tcPr>
-            <w:tcW w:type="dxa" w:w="3400"/>
+            <w:tcW w:type="dxa" w:w="2900"/>
             <w:shd w:val="clear" w:color="auto" w:fill="FFFFFF"/>
           </w:tcPr>
           <w:p>
@@ -1569,7 +1643,7 @@
         </w:tc>
         <w:tc>
           <w:tcPr>
-            <w:tcW w:type="dxa" w:w="3426"/>
+            <w:tcW w:type="dxa" w:w="3526"/>
             <w:shd w:val="clear" w:color="auto" w:fill="FFFFFF"/>
           </w:tcPr>
           <w:p>
@@ -1589,7 +1663,7 @@
       <w:tr>
         <w:tc>
           <w:tcPr>
-            <w:tcW w:type="dxa" w:w="2200"/>
+            <w:tcW w:type="dxa" w:w="2600"/>
             <w:shd w:val="clear" w:color="auto" w:fill="F3F4F6"/>
           </w:tcPr>
           <w:p>
@@ -1607,7 +1681,7 @@
         </w:tc>
         <w:tc>
           <w:tcPr>
-            <w:tcW w:type="dxa" w:w="3400"/>
+            <w:tcW w:type="dxa" w:w="2900"/>
             <w:shd w:val="clear" w:color="auto" w:fill="F3F4F6"/>
           </w:tcPr>
           <w:p>
@@ -1625,7 +1699,7 @@
         </w:tc>
         <w:tc>
           <w:tcPr>
-            <w:tcW w:type="dxa" w:w="3426"/>
+            <w:tcW w:type="dxa" w:w="3526"/>
             <w:shd w:val="clear" w:color="auto" w:fill="F3F4F6"/>
           </w:tcPr>
           <w:p>
@@ -1645,7 +1719,7 @@
       <w:tr>
         <w:tc>
           <w:tcPr>
-            <w:tcW w:type="dxa" w:w="2200"/>
+            <w:tcW w:type="dxa" w:w="2600"/>
             <w:shd w:val="clear" w:color="auto" w:fill="FFFFFF"/>
           </w:tcPr>
           <w:p>
@@ -1663,7 +1737,7 @@
         </w:tc>
         <w:tc>
           <w:tcPr>
-            <w:tcW w:type="dxa" w:w="3400"/>
+            <w:tcW w:type="dxa" w:w="2900"/>
             <w:shd w:val="clear" w:color="auto" w:fill="FFFFFF"/>
           </w:tcPr>
           <w:p>
@@ -1681,7 +1755,7 @@
         </w:tc>
         <w:tc>
           <w:tcPr>
-            <w:tcW w:type="dxa" w:w="3426"/>
+            <w:tcW w:type="dxa" w:w="3526"/>
             <w:shd w:val="clear" w:color="auto" w:fill="FFFFFF"/>
           </w:tcPr>
           <w:p>
@@ -1693,7 +1767,119 @@
                 <w:rFonts w:ascii="Arial" w:hAnsi="Arial"/>
                 <w:sz w:val="20"/>
               </w:rPr>
-              <w:t>Opt-in by construction — a new query path could bypass it; the DbCommandInterceptor attaches at the DbContext level and cannot be bypassed the same way.</w:t>
+              <w:t>Opt-in by construction — a new query path could bypass it; the interceptor attaches at the DbContext level and cannot be bypassed the same way.</w:t>
+            </w:r>
+          </w:p>
+        </w:tc>
+      </w:tr>
+      <w:tr>
+        <w:tc>
+          <w:tcPr>
+            <w:tcW w:type="dxa" w:w="2600"/>
+            <w:shd w:val="clear" w:color="auto" w:fill="F3F4F6"/>
+          </w:tcPr>
+          <w:p>
+            <w:pPr>
+              <w:spacing w:after="40" w:before="40"/>
+            </w:pPr>
+            <w:r>
+              <w:rPr>
+                <w:rFonts w:ascii="Arial" w:hAnsi="Arial"/>
+                <w:sz w:val="20"/>
+              </w:rPr>
+              <w:t>Sensitive-data access control (ADR-0004)</w:t>
+            </w:r>
+          </w:p>
+        </w:tc>
+        <w:tc>
+          <w:tcPr>
+            <w:tcW w:type="dxa" w:w="2900"/>
+            <w:shd w:val="clear" w:color="auto" w:fill="F3F4F6"/>
+          </w:tcPr>
+          <w:p>
+            <w:pPr>
+              <w:spacing w:after="40" w:before="40"/>
+            </w:pPr>
+            <w:r>
+              <w:rPr>
+                <w:rFonts w:ascii="Arial" w:hAnsi="Arial"/>
+                <w:sz w:val="20"/>
+              </w:rPr>
+              <w:t>DbCommandInterceptor (the pass-2 audit-write decision)</w:t>
+            </w:r>
+          </w:p>
+        </w:tc>
+        <w:tc>
+          <w:tcPr>
+            <w:tcW w:type="dxa" w:w="3526"/>
+            <w:shd w:val="clear" w:color="auto" w:fill="F3F4F6"/>
+          </w:tcPr>
+          <w:p>
+            <w:pPr>
+              <w:spacing w:after="40" w:before="40"/>
+            </w:pPr>
+            <w:r>
+              <w:rPr>
+                <w:rFonts w:ascii="Arial" w:hAnsi="Arial"/>
+                <w:sz w:val="20"/>
+              </w:rPr>
+              <w:t>Rejected at the third design review: operates on raw SQL/CommandText and a forward-only DbDataReader, with no direct route to a typed EntityId without fragile text-matching; kept as a record of what was under-specified, not a live option.</w:t>
+            </w:r>
+          </w:p>
+        </w:tc>
+      </w:tr>
+      <w:tr>
+        <w:tc>
+          <w:tcPr>
+            <w:tcW w:type="dxa" w:w="2600"/>
+            <w:shd w:val="clear" w:color="auto" w:fill="FFFFFF"/>
+          </w:tcPr>
+          <w:p>
+            <w:pPr>
+              <w:spacing w:after="40" w:before="40"/>
+            </w:pPr>
+            <w:r>
+              <w:rPr>
+                <w:rFonts w:ascii="Arial" w:hAnsi="Arial"/>
+                <w:sz w:val="20"/>
+              </w:rPr>
+              <w:t>Sensitive-data access control (ADR-0004)</w:t>
+            </w:r>
+          </w:p>
+        </w:tc>
+        <w:tc>
+          <w:tcPr>
+            <w:tcW w:type="dxa" w:w="2900"/>
+            <w:shd w:val="clear" w:color="auto" w:fill="FFFFFF"/>
+          </w:tcPr>
+          <w:p>
+            <w:pPr>
+              <w:spacing w:after="40" w:before="40"/>
+            </w:pPr>
+            <w:r>
+              <w:rPr>
+                <w:rFonts w:ascii="Arial" w:hAnsi="Arial"/>
+                <w:sz w:val="20"/>
+              </w:rPr>
+              <w:t>IQueryExpressionInterceptor</w:t>
+            </w:r>
+          </w:p>
+        </w:tc>
+        <w:tc>
+          <w:tcPr>
+            <w:tcW w:type="dxa" w:w="3526"/>
+            <w:shd w:val="clear" w:color="auto" w:fill="FFFFFF"/>
+          </w:tcPr>
+          <w:p>
+            <w:pPr>
+              <w:spacing w:after="40" w:before="40"/>
+            </w:pPr>
+            <w:r>
+              <w:rPr>
+                <w:rFonts w:ascii="Arial" w:hAnsi="Arial"/>
+                <w:sz w:val="20"/>
+              </w:rPr>
+              <w:t>Fires once per query-plan compilation, not per execution — would silently miss a second call with the same query shape but a different parameter under EF's compiled-query cache.</w:t>
             </w:r>
           </w:p>
         </w:tc>
@@ -2260,7 +2446,7 @@
           <w:rFonts w:ascii="Arial" w:hAnsi="Arial"/>
           <w:sz w:val="22"/>
         </w:rPr>
-        <w:t>ADR-0004 (rewritten at second design review): sensitive-data access control via the ConsentRecord/ConsentSensitiveDetails entity split, EF Core global query filters on DbsCheck and ConsentSensitiveDetails, and a SensitiveDataAccessLog read-audit trail written by a DbCommandInterceptor, with database-level tamper protection and 6-year retention.</w:t>
+        <w:t>ADR-0004 (rewritten at second design review; audit-write mechanism corrected again at the third): sensitive-data access control via the ConsentRecord/ConsentSensitiveDetails entity split, EF Core global query filters on DbsCheck and ConsentSensitiveDetails, and a SensitiveDataAccessLog read-audit trail written by an IMaterializationInterceptor, with database-level tamper protection and 6-year retention.</w:t>
       </w:r>
     </w:p>
     <w:p>
@@ -2400,7 +2586,7 @@
           <w:rFonts w:ascii="Arial" w:hAnsi="Arial"/>
           <w:sz w:val="22"/>
         </w:rPr>
-        <w:t>Sensitive-data access control (revised at second design review): the ConsentRecord/ConsentSensitiveDetails entity split, EF Core global query filters, and a DbCommandInterceptor-based read audit log with tamper protection and 6-year retention (ADR-0004) — supersedes the original per-column masking mechanism, which was found not to be achievable with the chosen filter mechanism.</w:t>
+        <w:t>Sensitive-data access control (revised at second design review; audit-write mechanism corrected again at the third): the ConsentRecord/ConsentSensitiveDetails entity split, EF Core global query filters, and an IMaterializationInterceptor-based read audit log with tamper protection and 6-year retention (ADR-0004) — supersedes both the original per-column masking mechanism and the pass-2 DbCommandInterceptor audit-write mechanism, neither of which could deliver what they claimed.</w:t>
       </w:r>
     </w:p>
     <w:p>
